--- a/Глава_5_финал.docx
+++ b/Глава_5_финал.docx
@@ -1,21 +1,590 @@
 
 <file path=word/document.xml><?xml version="1.0" encoding="utf-8"?>
-<w:document xmlns:wpc="http://schemas.microsoft.com/office/word/2010/wordprocessingCanvas" xmlns:mc="http://schemas.openxmlformats.org/markup-compatibility/2006" xmlns:o="urn:schemas-microsoft-com:office:office" xmlns:r="http://schemas.openxmlformats.org/officeDocument/2006/relationships" xmlns:m="http://schemas.openxmlformats.org/officeDocument/2006/math" xmlns:v="urn:schemas-microsoft-com:vml" xmlns:wp14="http://schemas.microsoft.com/office/word/2010/wordprocessingDrawing" xmlns:wp="http://schemas.openxmlformats.org/drawingml/2006/wordprocessingDrawing" xmlns:w10="urn:schemas-microsoft-com:office:word" xmlns:w="http://schemas.openxmlformats.org/wordprocessingml/2006/main" xmlns:w14="http://schemas.microsoft.com/office/word/2010/wordml" xmlns:w15="http://schemas.microsoft.com/office/word/2012/wordml" xmlns:wpg="http://schemas.microsoft.com/office/word/2010/wordprocessingGroup" xmlns:wpi="http://schemas.microsoft.com/office/word/2010/wordprocessingInk" xmlns:wne="http://schemas.microsoft.com/office/word/2006/wordml" xmlns:wps="http://schemas.microsoft.com/office/word/2010/wordprocessingShape" xmlns:cx="http://schemas.microsoft.com/office/drawing/2014/chartex" xmlns:cx1="http://schemas.microsoft.com/office/drawing/2015/9/8/chartex" xmlns:cx2="http://schemas.microsoft.com/office/drawing/2015/10/21/chartex" xmlns:cx3="http://schemas.microsoft.com/office/drawing/2016/5/9/chartex" xmlns:cx4="http://schemas.microsoft.com/office/drawing/2016/5/10/chartex" xmlns:cx5="http://schemas.microsoft.com/office/drawing/2016/5/11/chartex" xmlns:cx6="http://schemas.microsoft.com/office/drawing/2016/5/12/chartex" xmlns:cx7="http://schemas.microsoft.com/office/drawing/2016/5/13/chartex" xmlns:cx8="http://schemas.microsoft.com/office/drawing/2016/5/14/chartex" xmlns:aink="http://schemas.microsoft.com/office/drawing/2016/ink" xmlns:am3d="http://schemas.microsoft.com/office/drawing/2017/model3d" xmlns:w16cex="http://schemas.microsoft.com/office/word/2018/wordml/cex" xmlns:w16cid="http://schemas.microsoft.com/office/word/2016/wordml/cid" xmlns:w16="http://schemas.microsoft.com/office/word/2018/wordml" xmlns:w16sdtdh="http://schemas.microsoft.com/office/word/2020/wordml/sdtdatahash" xmlns:w16se="http://schemas.microsoft.com/office/word/2015/wordml/symex" mc:Ignorable="w14 w15 wp14">
+<w:document xmlns:wpc="http://schemas.microsoft.com/office/word/2010/wordprocessingCanvas" xmlns:cx="http://schemas.microsoft.com/office/drawing/2014/chartex" xmlns:cx1="http://schemas.microsoft.com/office/drawing/2015/9/8/chartex" xmlns:cx2="http://schemas.microsoft.com/office/drawing/2015/10/21/chartex" xmlns:cx3="http://schemas.microsoft.com/office/drawing/2016/5/9/chartex" xmlns:cx4="http://schemas.microsoft.com/office/drawing/2016/5/10/chartex" xmlns:cx5="http://schemas.microsoft.com/office/drawing/2016/5/11/chartex" xmlns:cx6="http://schemas.microsoft.com/office/drawing/2016/5/12/chartex" xmlns:cx7="http://schemas.microsoft.com/office/drawing/2016/5/13/chartex" xmlns:cx8="http://schemas.microsoft.com/office/drawing/2016/5/14/chartex" xmlns:mc="http://schemas.openxmlformats.org/markup-compatibility/2006" xmlns:aink="http://schemas.microsoft.com/office/drawing/2016/ink" xmlns:am3d="http://schemas.microsoft.com/office/drawing/2017/model3d" xmlns:o="urn:schemas-microsoft-com:office:office" xmlns:r="http://schemas.openxmlformats.org/officeDocument/2006/relationships" xmlns:m="http://schemas.openxmlformats.org/officeDocument/2006/math" xmlns:v="urn:schemas-microsoft-com:vml" xmlns:wp14="http://schemas.microsoft.com/office/word/2010/wordprocessingDrawing" xmlns:wp="http://schemas.openxmlformats.org/drawingml/2006/wordprocessingDrawing" xmlns:w10="urn:schemas-microsoft-com:office:word" xmlns:w="http://schemas.openxmlformats.org/wordprocessingml/2006/main" xmlns:w14="http://schemas.microsoft.com/office/word/2010/wordml" xmlns:w15="http://schemas.microsoft.com/office/word/2012/wordml" xmlns:w16cex="http://schemas.microsoft.com/office/word/2018/wordml/cex" xmlns:w16cid="http://schemas.microsoft.com/office/word/2016/wordml/cid" xmlns:w16="http://schemas.microsoft.com/office/word/2018/wordml" xmlns:w16sdtdh="http://schemas.microsoft.com/office/word/2020/wordml/sdtdatahash" xmlns:w16se="http://schemas.microsoft.com/office/word/2015/wordml/symex" xmlns:wpg="http://schemas.microsoft.com/office/word/2010/wordprocessingGroup" xmlns:wpi="http://schemas.microsoft.com/office/word/2010/wordprocessingInk" xmlns:wne="http://schemas.microsoft.com/office/word/2006/wordml" xmlns:wps="http://schemas.microsoft.com/office/word/2010/wordprocessingShape" mc:Ignorable="w14 w15 w16se w16cid w16 w16cex w16sdtdh wp14">
   <w:body>
     <w:p>
       <w:pPr>
+        <w:ind w:right="6094" w:firstLine="709"/>
         <w:jc w:val="center"/>
       </w:pPr>
       <w:r>
-        <w:rPr>
-          <w:rFonts w:ascii="Times New Roman" w:cs="Times New Roman" w:eastAsia="Times New Roman" w:hAnsi="Times New Roman"/>
+        <w:t>УТВЕРЖДЕН</w:t>
+      </w:r>
+    </w:p>
+    <w:p>
+      <w:pPr>
+        <w:ind w:right="6094" w:firstLine="709"/>
+        <w:jc w:val="center"/>
+      </w:pPr>
+      <w:r>
+        <w:t>ВКР.09.02.07-МК-01</w:t>
+      </w:r>
+    </w:p>
+    <w:p>
+      <w:pPr>
+        <w:ind w:right="6094" w:firstLine="709"/>
+        <w:jc w:val="center"/>
+      </w:pPr>
+    </w:p>
+    <w:p>
+      <w:pPr>
+        <w:ind w:right="6094" w:firstLine="709"/>
+        <w:jc w:val="center"/>
+      </w:pPr>
+    </w:p>
+    <w:p>
+      <w:pPr>
+        <w:ind w:right="6094" w:firstLine="709"/>
+        <w:jc w:val="center"/>
+      </w:pPr>
+    </w:p>
+    <w:p>
+      <w:pPr>
+        <w:ind w:right="-1" w:firstLine="709"/>
+        <w:jc w:val="center"/>
+      </w:pPr>
+      <w:r>
+        <w:t>АКАДЕМИЯ ТОП</w:t>
+      </w:r>
+    </w:p>
+    <w:p>
+      <w:pPr>
+        <w:ind w:right="-1" w:firstLine="709"/>
+        <w:jc w:val="center"/>
+      </w:pPr>
+      <w:r>
+        <w:t>Специальность: 09.02.07 «Информационные системы и программирование»</w:t>
+      </w:r>
+    </w:p>
+    <w:p>
+      <w:pPr>
+        <w:ind w:right="-1" w:firstLine="709"/>
+        <w:jc w:val="center"/>
+      </w:pPr>
+    </w:p>
+    <w:p>
+      <w:pPr>
+        <w:ind w:right="-1" w:firstLine="709"/>
+        <w:jc w:val="center"/>
+      </w:pPr>
+    </w:p>
+    <w:p>
+      <w:pPr>
+        <w:ind w:right="-1" w:firstLine="709"/>
+        <w:jc w:val="center"/>
+      </w:pPr>
+    </w:p>
+    <w:p>
+      <w:pPr>
+        <w:ind w:left="4536" w:right="-1"/>
+        <w:jc w:val="center"/>
+        <w:rPr>
           <w:b/>
           <w:bCs/>
-          <w:color w:val="000000"/>
-          <w:sz w:val="28"/>
-          <w:szCs w:val="28"/>
-        </w:rPr>
-        <w:t xml:space="preserve">5 Руководство оператора</w:t>
+        </w:rPr>
+      </w:pPr>
+      <w:r>
+        <w:rPr>
+          <w:b/>
+          <w:bCs/>
+        </w:rPr>
+        <w:t>Разработка системы подучета кадров организации ООО «Вотум-С»</w:t>
+      </w:r>
+    </w:p>
+    <w:p>
+      <w:pPr>
+        <w:ind w:left="4536" w:right="-1"/>
+        <w:jc w:val="center"/>
+        <w:rPr>
+          <w:b/>
+          <w:bCs/>
+        </w:rPr>
+      </w:pPr>
+    </w:p>
+    <w:p>
+      <w:pPr>
+        <w:ind w:left="4536" w:right="-1"/>
+        <w:jc w:val="center"/>
+        <w:rPr>
+          <w:b/>
+          <w:bCs/>
+        </w:rPr>
+      </w:pPr>
+      <w:r>
+        <w:rPr>
+          <w:b/>
+          <w:bCs/>
+        </w:rPr>
+        <w:t xml:space="preserve">Руководство </w:t>
+      </w:r>
+      <w:r>
+        <w:rPr>
+          <w:b/>
+          <w:bCs/>
+        </w:rPr>
+        <w:t>оператора</w:t>
+      </w:r>
+      <w:r>
+        <w:rPr>
+          <w:b/>
+          <w:bCs/>
+        </w:rPr>
+        <w:t xml:space="preserve"> </w:t>
+      </w:r>
+    </w:p>
+    <w:p>
+      <w:pPr>
+        <w:ind w:left="4536" w:right="-1"/>
+        <w:jc w:val="center"/>
+        <w:rPr>
+          <w:b/>
+          <w:bCs/>
+        </w:rPr>
+      </w:pPr>
+    </w:p>
+    <w:p>
+      <w:pPr>
+        <w:ind w:left="4536" w:right="-1"/>
+        <w:jc w:val="center"/>
+        <w:rPr>
+          <w:b/>
+          <w:bCs/>
+        </w:rPr>
+      </w:pPr>
+      <w:r>
+        <w:rPr>
+          <w:b/>
+          <w:bCs/>
+        </w:rPr>
+        <w:t>ВКР.09.02.07-МК-01</w:t>
+      </w:r>
+    </w:p>
+    <w:p>
+      <w:pPr>
+        <w:ind w:left="4536" w:right="-1"/>
+        <w:jc w:val="center"/>
+      </w:pPr>
+    </w:p>
+    <w:tbl>
+      <w:tblPr>
+        <w:tblStyle w:val="ac"/>
+        <w:tblpPr w:leftFromText="180" w:rightFromText="180" w:vertAnchor="page" w:horzAnchor="page" w:tblpX="2384" w:tblpY="8127"/>
+        <w:tblW w:w="0" w:type="auto"/>
+        <w:tblInd w:w="0" w:type="dxa"/>
+        <w:tblLook w:val="04A0" w:firstRow="1" w:lastRow="0" w:firstColumn="1" w:lastColumn="0" w:noHBand="0" w:noVBand="1"/>
+      </w:tblPr>
+      <w:tblGrid>
+        <w:gridCol w:w="482"/>
+        <w:gridCol w:w="371"/>
+      </w:tblGrid>
+      <w:tr>
+        <w:trPr>
+          <w:cantSplit/>
+          <w:trHeight w:val="1406"/>
+        </w:trPr>
+        <w:tc>
+          <w:tcPr>
+            <w:tcW w:w="475" w:type="dxa"/>
+            <w:tcBorders>
+              <w:top w:val="single" w:sz="4" w:space="0" w:color="auto"/>
+              <w:left w:val="single" w:sz="4" w:space="0" w:color="auto"/>
+              <w:bottom w:val="single" w:sz="4" w:space="0" w:color="auto"/>
+              <w:right w:val="single" w:sz="4" w:space="0" w:color="auto"/>
+            </w:tcBorders>
+            <w:textDirection w:val="btLr"/>
+            <w:hideMark/>
+          </w:tcPr>
+          <w:p>
+            <w:pPr>
+              <w:ind w:left="113" w:right="-1"/>
+              <w:jc w:val="center"/>
+              <w:rPr>
+                <w:rFonts w:ascii="Times New Roman" w:hAnsi="Times New Roman" w:cs="Times New Roman"/>
+                <w:sz w:val="22"/>
+                <w:szCs w:val="22"/>
+              </w:rPr>
+            </w:pPr>
+            <w:r>
+              <w:rPr>
+                <w:rFonts w:ascii="Times New Roman" w:hAnsi="Times New Roman" w:cs="Times New Roman"/>
+                <w:sz w:val="22"/>
+                <w:szCs w:val="22"/>
+              </w:rPr>
+              <w:t>Подп. и дата</w:t>
+            </w:r>
+          </w:p>
+        </w:tc>
+        <w:tc>
+          <w:tcPr>
+            <w:tcW w:w="371" w:type="dxa"/>
+            <w:tcBorders>
+              <w:top w:val="single" w:sz="4" w:space="0" w:color="auto"/>
+              <w:left w:val="single" w:sz="4" w:space="0" w:color="auto"/>
+              <w:bottom w:val="single" w:sz="4" w:space="0" w:color="auto"/>
+              <w:right w:val="single" w:sz="4" w:space="0" w:color="auto"/>
+            </w:tcBorders>
+          </w:tcPr>
+          <w:p>
+            <w:pPr>
+              <w:ind w:right="-1"/>
+              <w:jc w:val="center"/>
+              <w:rPr>
+                <w:rFonts w:ascii="Times New Roman" w:hAnsi="Times New Roman" w:cs="Times New Roman"/>
+                <w:sz w:val="28"/>
+                <w:szCs w:val="28"/>
+              </w:rPr>
+            </w:pPr>
+          </w:p>
+        </w:tc>
+      </w:tr>
+      <w:tr>
+        <w:trPr>
+          <w:cantSplit/>
+          <w:trHeight w:val="1414"/>
+        </w:trPr>
+        <w:tc>
+          <w:tcPr>
+            <w:tcW w:w="475" w:type="dxa"/>
+            <w:tcBorders>
+              <w:top w:val="single" w:sz="4" w:space="0" w:color="auto"/>
+              <w:left w:val="single" w:sz="4" w:space="0" w:color="auto"/>
+              <w:bottom w:val="single" w:sz="4" w:space="0" w:color="auto"/>
+              <w:right w:val="single" w:sz="4" w:space="0" w:color="auto"/>
+            </w:tcBorders>
+            <w:textDirection w:val="btLr"/>
+            <w:hideMark/>
+          </w:tcPr>
+          <w:p>
+            <w:pPr>
+              <w:ind w:left="113" w:right="-1"/>
+              <w:jc w:val="center"/>
+              <w:rPr>
+                <w:rFonts w:ascii="Times New Roman" w:hAnsi="Times New Roman" w:cs="Times New Roman"/>
+                <w:sz w:val="22"/>
+                <w:szCs w:val="22"/>
+              </w:rPr>
+            </w:pPr>
+            <w:r>
+              <w:rPr>
+                <w:rFonts w:ascii="Times New Roman" w:hAnsi="Times New Roman" w:cs="Times New Roman"/>
+                <w:sz w:val="22"/>
+                <w:szCs w:val="22"/>
+              </w:rPr>
+              <w:t>Инд. № дубл.</w:t>
+            </w:r>
+          </w:p>
+        </w:tc>
+        <w:tc>
+          <w:tcPr>
+            <w:tcW w:w="371" w:type="dxa"/>
+            <w:tcBorders>
+              <w:top w:val="single" w:sz="4" w:space="0" w:color="auto"/>
+              <w:left w:val="single" w:sz="4" w:space="0" w:color="auto"/>
+              <w:bottom w:val="single" w:sz="4" w:space="0" w:color="auto"/>
+              <w:right w:val="single" w:sz="4" w:space="0" w:color="auto"/>
+            </w:tcBorders>
+          </w:tcPr>
+          <w:p>
+            <w:pPr>
+              <w:ind w:right="-1"/>
+              <w:jc w:val="center"/>
+              <w:rPr>
+                <w:rFonts w:ascii="Times New Roman" w:hAnsi="Times New Roman" w:cs="Times New Roman"/>
+                <w:sz w:val="28"/>
+                <w:szCs w:val="28"/>
+              </w:rPr>
+            </w:pPr>
+          </w:p>
+        </w:tc>
+      </w:tr>
+      <w:tr>
+        <w:trPr>
+          <w:cantSplit/>
+          <w:trHeight w:val="1408"/>
+        </w:trPr>
+        <w:tc>
+          <w:tcPr>
+            <w:tcW w:w="475" w:type="dxa"/>
+            <w:tcBorders>
+              <w:top w:val="single" w:sz="4" w:space="0" w:color="auto"/>
+              <w:left w:val="single" w:sz="4" w:space="0" w:color="auto"/>
+              <w:bottom w:val="single" w:sz="4" w:space="0" w:color="auto"/>
+              <w:right w:val="single" w:sz="4" w:space="0" w:color="auto"/>
+            </w:tcBorders>
+            <w:textDirection w:val="btLr"/>
+            <w:hideMark/>
+          </w:tcPr>
+          <w:p>
+            <w:pPr>
+              <w:ind w:left="113" w:right="-1"/>
+              <w:jc w:val="center"/>
+              <w:rPr>
+                <w:rFonts w:ascii="Times New Roman" w:hAnsi="Times New Roman" w:cs="Times New Roman"/>
+                <w:sz w:val="22"/>
+                <w:szCs w:val="22"/>
+              </w:rPr>
+            </w:pPr>
+            <w:r>
+              <w:rPr>
+                <w:rFonts w:ascii="Times New Roman" w:hAnsi="Times New Roman" w:cs="Times New Roman"/>
+                <w:sz w:val="22"/>
+                <w:szCs w:val="22"/>
+              </w:rPr>
+              <w:t>Взам. инд. №</w:t>
+            </w:r>
+          </w:p>
+        </w:tc>
+        <w:tc>
+          <w:tcPr>
+            <w:tcW w:w="371" w:type="dxa"/>
+            <w:tcBorders>
+              <w:top w:val="single" w:sz="4" w:space="0" w:color="auto"/>
+              <w:left w:val="single" w:sz="4" w:space="0" w:color="auto"/>
+              <w:bottom w:val="single" w:sz="4" w:space="0" w:color="auto"/>
+              <w:right w:val="single" w:sz="4" w:space="0" w:color="auto"/>
+            </w:tcBorders>
+          </w:tcPr>
+          <w:p>
+            <w:pPr>
+              <w:ind w:right="-1"/>
+              <w:jc w:val="center"/>
+              <w:rPr>
+                <w:rFonts w:ascii="Times New Roman" w:hAnsi="Times New Roman" w:cs="Times New Roman"/>
+                <w:sz w:val="28"/>
+                <w:szCs w:val="28"/>
+              </w:rPr>
+            </w:pPr>
+          </w:p>
+        </w:tc>
+      </w:tr>
+      <w:tr>
+        <w:trPr>
+          <w:cantSplit/>
+          <w:trHeight w:val="1402"/>
+        </w:trPr>
+        <w:tc>
+          <w:tcPr>
+            <w:tcW w:w="475" w:type="dxa"/>
+            <w:tcBorders>
+              <w:top w:val="single" w:sz="4" w:space="0" w:color="auto"/>
+              <w:left w:val="single" w:sz="4" w:space="0" w:color="auto"/>
+              <w:bottom w:val="single" w:sz="4" w:space="0" w:color="auto"/>
+              <w:right w:val="single" w:sz="4" w:space="0" w:color="auto"/>
+            </w:tcBorders>
+            <w:textDirection w:val="btLr"/>
+            <w:hideMark/>
+          </w:tcPr>
+          <w:p>
+            <w:pPr>
+              <w:ind w:left="113" w:right="-1"/>
+              <w:jc w:val="center"/>
+              <w:rPr>
+                <w:rFonts w:ascii="Times New Roman" w:hAnsi="Times New Roman" w:cs="Times New Roman"/>
+                <w:sz w:val="22"/>
+                <w:szCs w:val="22"/>
+              </w:rPr>
+            </w:pPr>
+            <w:r>
+              <w:rPr>
+                <w:rFonts w:ascii="Times New Roman" w:hAnsi="Times New Roman" w:cs="Times New Roman"/>
+                <w:sz w:val="22"/>
+                <w:szCs w:val="22"/>
+              </w:rPr>
+              <w:t>Подп. и дата</w:t>
+            </w:r>
+          </w:p>
+        </w:tc>
+        <w:tc>
+          <w:tcPr>
+            <w:tcW w:w="371" w:type="dxa"/>
+            <w:tcBorders>
+              <w:top w:val="single" w:sz="4" w:space="0" w:color="auto"/>
+              <w:left w:val="single" w:sz="4" w:space="0" w:color="auto"/>
+              <w:bottom w:val="single" w:sz="4" w:space="0" w:color="auto"/>
+              <w:right w:val="single" w:sz="4" w:space="0" w:color="auto"/>
+            </w:tcBorders>
+          </w:tcPr>
+          <w:p>
+            <w:pPr>
+              <w:ind w:right="-1"/>
+              <w:jc w:val="center"/>
+              <w:rPr>
+                <w:rFonts w:ascii="Times New Roman" w:hAnsi="Times New Roman" w:cs="Times New Roman"/>
+                <w:sz w:val="28"/>
+                <w:szCs w:val="28"/>
+              </w:rPr>
+            </w:pPr>
+          </w:p>
+        </w:tc>
+      </w:tr>
+      <w:tr>
+        <w:trPr>
+          <w:cantSplit/>
+          <w:trHeight w:val="1440"/>
+        </w:trPr>
+        <w:tc>
+          <w:tcPr>
+            <w:tcW w:w="475" w:type="dxa"/>
+            <w:tcBorders>
+              <w:top w:val="single" w:sz="4" w:space="0" w:color="auto"/>
+              <w:left w:val="single" w:sz="4" w:space="0" w:color="auto"/>
+              <w:bottom w:val="single" w:sz="4" w:space="0" w:color="auto"/>
+              <w:right w:val="single" w:sz="4" w:space="0" w:color="auto"/>
+            </w:tcBorders>
+            <w:textDirection w:val="btLr"/>
+            <w:hideMark/>
+          </w:tcPr>
+          <w:p>
+            <w:pPr>
+              <w:ind w:left="113" w:right="-1"/>
+              <w:jc w:val="center"/>
+              <w:rPr>
+                <w:rFonts w:ascii="Times New Roman" w:hAnsi="Times New Roman" w:cs="Times New Roman"/>
+                <w:sz w:val="22"/>
+                <w:szCs w:val="22"/>
+              </w:rPr>
+            </w:pPr>
+            <w:r>
+              <w:rPr>
+                <w:rFonts w:ascii="Times New Roman" w:hAnsi="Times New Roman" w:cs="Times New Roman"/>
+                <w:sz w:val="22"/>
+                <w:szCs w:val="22"/>
+              </w:rPr>
+              <w:t>Инв. № подп.</w:t>
+            </w:r>
+          </w:p>
+        </w:tc>
+        <w:tc>
+          <w:tcPr>
+            <w:tcW w:w="371" w:type="dxa"/>
+            <w:tcBorders>
+              <w:top w:val="single" w:sz="4" w:space="0" w:color="auto"/>
+              <w:left w:val="single" w:sz="4" w:space="0" w:color="auto"/>
+              <w:bottom w:val="single" w:sz="4" w:space="0" w:color="auto"/>
+              <w:right w:val="single" w:sz="4" w:space="0" w:color="auto"/>
+            </w:tcBorders>
+          </w:tcPr>
+          <w:p>
+            <w:pPr>
+              <w:ind w:right="-1"/>
+              <w:jc w:val="center"/>
+              <w:rPr>
+                <w:rFonts w:ascii="Times New Roman" w:hAnsi="Times New Roman" w:cs="Times New Roman"/>
+                <w:sz w:val="28"/>
+                <w:szCs w:val="28"/>
+              </w:rPr>
+            </w:pPr>
+          </w:p>
+        </w:tc>
+      </w:tr>
+    </w:tbl>
+    <w:p>
+      <w:pPr>
+        <w:ind w:left="4536" w:right="-1"/>
+        <w:jc w:val="center"/>
+        <w:rPr>
+          <w:b/>
+          <w:bCs/>
+          <w:lang w:val="en-US"/>
+        </w:rPr>
+      </w:pPr>
+      <w:r>
+        <w:t xml:space="preserve"> </w:t>
+      </w:r>
+      <w:r>
+        <w:rPr>
+          <w:b/>
+          <w:bCs/>
+        </w:rPr>
+        <w:t>(С</w:t>
+      </w:r>
+      <w:r>
+        <w:rPr>
+          <w:b/>
+          <w:bCs/>
+          <w:lang w:val="en-US"/>
+        </w:rPr>
+        <w:t>#, WPF)</w:t>
+      </w:r>
+    </w:p>
+    <w:p>
+      <w:pPr>
+        <w:ind w:left="4536" w:right="-1"/>
+        <w:jc w:val="center"/>
+        <w:rPr>
+          <w:lang w:val="en-US"/>
+        </w:rPr>
+      </w:pPr>
+    </w:p>
+    <w:p>
+      <w:pPr>
+        <w:ind w:left="4536" w:right="-1"/>
+        <w:jc w:val="center"/>
+        <w:rPr>
+          <w:b/>
+          <w:bCs/>
+        </w:rPr>
+      </w:pPr>
+      <w:r>
+        <w:rPr>
+          <w:b/>
+          <w:bCs/>
+        </w:rPr>
+        <w:t>Листов –</w:t>
+      </w:r>
+    </w:p>
+    <w:p>
+      <w:pPr>
+        <w:ind w:left="4536" w:right="-1"/>
+      </w:pPr>
+    </w:p>
+    <w:p>
+      <w:pPr>
+        <w:ind w:left="4536" w:right="-1"/>
+        <w:jc w:val="center"/>
+      </w:pPr>
+    </w:p>
+    <w:p/>
+    <w:p/>
+    <w:p/>
+    <w:p/>
+    <w:p/>
+    <w:p/>
+    <w:p/>
+    <w:p/>
+    <w:p/>
+    <w:p/>
+    <w:p/>
+    <w:p/>
+    <w:p/>
+    <w:p/>
+    <w:p/>
+    <w:p/>
+    <w:p/>
+    <w:p/>
+    <w:p/>
+    <w:p/>
+    <w:p/>
+    <w:p>
+      <w:pPr>
+        <w:jc w:val="center"/>
+      </w:pPr>
+      <w:r>
+        <w:t>2026</w:t>
+      </w:r>
+    </w:p>
+    <w:p>
+      <w:pPr>
+        <w:jc w:val="center"/>
+      </w:pPr>
+      <w:r>
+        <w:rPr>
+          <w:b/>
+          <w:bCs/>
+          <w:color w:val="000000"/>
+        </w:rPr>
+        <w:lastRenderedPageBreak/>
+        <w:t>5 Руководство оператора</w:t>
       </w:r>
     </w:p>
     <w:p>
@@ -25,14 +594,11 @@
       </w:pPr>
       <w:r>
         <w:rPr>
-          <w:rFonts w:ascii="Times New Roman" w:cs="Times New Roman" w:eastAsia="Times New Roman" w:hAnsi="Times New Roman"/>
           <w:b/>
           <w:bCs/>
           <w:color w:val="000000"/>
-          <w:sz w:val="28"/>
-          <w:szCs w:val="28"/>
-        </w:rPr>
-        <w:t xml:space="preserve">5.1 Выполнение программы</w:t>
+        </w:rPr>
+        <w:t>5.1 Выполнение программы</w:t>
       </w:r>
     </w:p>
     <w:p>
@@ -42,12 +608,15 @@
       </w:pPr>
       <w:r>
         <w:rPr>
-          <w:rFonts w:ascii="Times New Roman" w:cs="Times New Roman" w:eastAsia="Times New Roman" w:hAnsi="Times New Roman"/>
-          <w:color w:val="000000"/>
-          <w:sz w:val="28"/>
-          <w:szCs w:val="28"/>
-        </w:rPr>
-        <w:t xml:space="preserve">Для начала работы с программой учета кадров пользователь запускает любой поддерживаемый приложение (Chrome, Firefox, Edge или Safari) и вводит в ярлык программы на рабочем столе или в меню Пуск. При первом обращении открывается форма авторизации, показанная на рисунке 5.1.</w:t>
+          <w:color w:val="000000"/>
+        </w:rPr>
+        <w:t>Для начала работы с программой учета кадров пользователь запускает любой поддерживаемый приложение (Chrome, Firefox, Edge или Safari) и вводит в ярлык программы на рабочем столе или в меню Пуск. При первом обращении открывается форма авторизации, показанна</w:t>
+      </w:r>
+      <w:r>
+        <w:rPr>
+          <w:color w:val="000000"/>
+        </w:rPr>
+        <w:t>я на рисунке 5.1.</w:t>
       </w:r>
     </w:p>
     <w:p>
@@ -55,11 +624,14 @@
         <w:jc w:val="center"/>
       </w:pPr>
       <w:r>
+        <w:rPr>
+          <w:noProof/>
+        </w:rPr>
         <w:drawing>
-          <wp:inline distT="0" distB="0" distL="0" distR="0">
+          <wp:inline distT="0" distB="0" distL="0" distR="0" wp14:anchorId="1C6C55D5" wp14:editId="032585EE">
             <wp:extent cx="3429000" cy="2143125"/>
-            <wp:effectExtent t="0" r="0" b="0" l="0"/>
-            <wp:docPr id="1" name="" descr="" title=""/>
+            <wp:effectExtent l="0" t="0" r="0" b="0"/>
+            <wp:docPr id="1" name="Рисунок 1"/>
             <wp:cNvGraphicFramePr>
               <a:graphicFrameLocks xmlns:a="http://schemas.openxmlformats.org/drawingml/2006/main" noChangeAspect="1"/>
             </wp:cNvGraphicFramePr>
@@ -67,13 +639,13 @@
               <a:graphicData uri="http://schemas.openxmlformats.org/drawingml/2006/picture">
                 <pic:pic xmlns:pic="http://schemas.openxmlformats.org/drawingml/2006/picture">
                   <pic:nvPicPr>
-                    <pic:cNvPr id="0" name="" descr=""/>
+                    <pic:cNvPr id="0" name=""/>
                     <pic:cNvPicPr>
                       <a:picLocks noChangeAspect="1" noChangeArrowheads="1"/>
                     </pic:cNvPicPr>
                   </pic:nvPicPr>
                   <pic:blipFill>
-                    <a:blip r:embed="rId7" cstate="none"/>
+                    <a:blip r:embed="rId5"/>
                     <a:srcRect/>
                     <a:stretch>
                       <a:fillRect/>
@@ -101,12 +673,11 @@
       </w:pPr>
       <w:r>
         <w:rPr>
-          <w:rFonts w:ascii="Times New Roman" w:cs="Times New Roman" w:eastAsia="Times New Roman" w:hAnsi="Times New Roman"/>
           <w:color w:val="000000"/>
           <w:sz w:val="24"/>
           <w:szCs w:val="24"/>
         </w:rPr>
-        <w:t xml:space="preserve">Рисунок 5.1 - Форма авторизации</w:t>
+        <w:t>Рисунок 5.1 - Форма авторизации</w:t>
       </w:r>
     </w:p>
     <w:p>
@@ -116,12 +687,15 @@
       </w:pPr>
       <w:r>
         <w:rPr>
-          <w:rFonts w:ascii="Times New Roman" w:cs="Times New Roman" w:eastAsia="Times New Roman" w:hAnsi="Times New Roman"/>
-          <w:color w:val="000000"/>
-          <w:sz w:val="28"/>
-          <w:szCs w:val="28"/>
-        </w:rPr>
-        <w:t xml:space="preserve">Форма содержит два поля: «Email» и «Пароль». Пользователь вводит свои учетные данные и нажимает кнопку «Войти». Если данные введены верно, происходит перенаправление на главную панель программы (дашборд). Если данные неверны, под формой появляется сообщение об ошибке красного цвета. После пяти неудачных попыток подряд учетная запись блокируется на 15 минут для защиты от подбора пароля.</w:t>
+          <w:color w:val="000000"/>
+        </w:rPr>
+        <w:t>Форма содержит два поля: «Email» и «Пароль». Пользователь вводит свои учетные данные и нажимает кнопку «Войти». Если данные введены верно, происходит перенаправление на главную панель программы (дашборд).</w:t>
+      </w:r>
+      <w:r>
+        <w:rPr>
+          <w:color w:val="000000"/>
+        </w:rPr>
+        <w:t xml:space="preserve"> Если данные неверны, под формой появляется сообщение об ошибке красного цвета. После пяти неудачных попыток подряд учетная запись блокируется на 15 минут для защиты от подбора пароля.</w:t>
       </w:r>
     </w:p>
     <w:p>
@@ -131,12 +705,21 @@
       </w:pPr>
       <w:r>
         <w:rPr>
-          <w:rFonts w:ascii="Times New Roman" w:cs="Times New Roman" w:eastAsia="Times New Roman" w:hAnsi="Times New Roman"/>
-          <w:color w:val="000000"/>
-          <w:sz w:val="28"/>
-          <w:szCs w:val="28"/>
-        </w:rPr>
-        <w:t xml:space="preserve">Главная панель отображает сводную информацию, которая зависит от роли пользователя. Кадровый специалист видит количество сотрудников в штате, число недавно принятых и уволенных, количество сотрудников в отпуске, а также ленту последних действий. Руководитель отдела кадров видит аналитику: распределение сотрудников по отделам, динамику текучести кадров, список заканчивающихся испытательных сроков.</w:t>
+          <w:color w:val="000000"/>
+        </w:rPr>
+        <w:t>Главная панель отображает сводную информацию, которая зависит от роли п</w:t>
+      </w:r>
+      <w:r>
+        <w:rPr>
+          <w:color w:val="000000"/>
+        </w:rPr>
+        <w:t>ользователя. Кадровый специалист видит количество сотрудников в штате, число недавно принятых и уволенных, количество сотрудников в отпуске, а также ленту последних действий. Руководитель отдела кадров видит аналитику: распределение сотрудников по отделам,</w:t>
+      </w:r>
+      <w:r>
+        <w:rPr>
+          <w:color w:val="000000"/>
+        </w:rPr>
+        <w:t xml:space="preserve"> динамику текучести кадров, список заканчивающихся испытательных сроков.</w:t>
       </w:r>
     </w:p>
     <w:p>
@@ -146,12 +729,15 @@
       </w:pPr>
       <w:r>
         <w:rPr>
-          <w:rFonts w:ascii="Times New Roman" w:cs="Times New Roman" w:eastAsia="Times New Roman" w:hAnsi="Times New Roman"/>
-          <w:color w:val="000000"/>
-          <w:sz w:val="28"/>
-          <w:szCs w:val="28"/>
-        </w:rPr>
-        <w:t xml:space="preserve">Навигация по программе организована через боковое меню, которое расположено слева от рабочей области. Меню содержит следующие разделы: «Дашборд», «Сотрудники», «Приказы», «Отпуска», «Штатное расписание», «Отчеты». Для администратора дополнительно доступен раздел «Настройки». При нажатии на пункт меню в рабочей области загружается соответствующий экран без перезапуска приложения.</w:t>
+          <w:color w:val="000000"/>
+        </w:rPr>
+        <w:t>Навигация по программе организована через боковое меню, которое расположено слева от рабочей области. Меню содержит следующие разделы: «Дашборд», «Сотрудники», «Приказы», «Отпуска», «</w:t>
+      </w:r>
+      <w:r>
+        <w:rPr>
+          <w:color w:val="000000"/>
+        </w:rPr>
+        <w:t>Штатное расписание», «Отчеты». Для администратора дополнительно доступен раздел «Настройки». При нажатии на пункт меню в рабочей области загружается соответствующий экран без перезапуска приложения.</w:t>
       </w:r>
     </w:p>
     <w:p>
@@ -161,12 +747,15 @@
       </w:pPr>
       <w:r>
         <w:rPr>
-          <w:rFonts w:ascii="Times New Roman" w:cs="Times New Roman" w:eastAsia="Times New Roman" w:hAnsi="Times New Roman"/>
-          <w:color w:val="000000"/>
-          <w:sz w:val="28"/>
-          <w:szCs w:val="28"/>
-        </w:rPr>
-        <w:t xml:space="preserve">Раздел «Сотрудники» содержит таблицу с данными всех работников организации. Внешний вид раздела показан на рисунке 5.2.</w:t>
+          <w:color w:val="000000"/>
+        </w:rPr>
+        <w:t>Раздел «Сотрудники» содержит таблицу с данными всех работ</w:t>
+      </w:r>
+      <w:r>
+        <w:rPr>
+          <w:color w:val="000000"/>
+        </w:rPr>
+        <w:t>ников организации. Внешний вид раздела показан на рисунке 5.2.</w:t>
       </w:r>
     </w:p>
     <w:p>
@@ -174,11 +763,15 @@
         <w:jc w:val="center"/>
       </w:pPr>
       <w:r>
+        <w:rPr>
+          <w:noProof/>
+        </w:rPr>
+        <w:lastRenderedPageBreak/>
         <w:drawing>
-          <wp:inline distT="0" distB="0" distL="0" distR="0">
+          <wp:inline distT="0" distB="0" distL="0" distR="0" wp14:anchorId="518F9BC1" wp14:editId="0D571FF9">
             <wp:extent cx="4953000" cy="2476500"/>
-            <wp:effectExtent t="0" r="0" b="0" l="0"/>
-            <wp:docPr id="1" name="" descr="" title=""/>
+            <wp:effectExtent l="0" t="0" r="0" b="0"/>
+            <wp:docPr id="2" name="Рисунок 2"/>
             <wp:cNvGraphicFramePr>
               <a:graphicFrameLocks xmlns:a="http://schemas.openxmlformats.org/drawingml/2006/main" noChangeAspect="1"/>
             </wp:cNvGraphicFramePr>
@@ -186,13 +779,13 @@
               <a:graphicData uri="http://schemas.openxmlformats.org/drawingml/2006/picture">
                 <pic:pic xmlns:pic="http://schemas.openxmlformats.org/drawingml/2006/picture">
                   <pic:nvPicPr>
-                    <pic:cNvPr id="0" name="" descr=""/>
+                    <pic:cNvPr id="0" name=""/>
                     <pic:cNvPicPr>
                       <a:picLocks noChangeAspect="1" noChangeArrowheads="1"/>
                     </pic:cNvPicPr>
                   </pic:nvPicPr>
                   <pic:blipFill>
-                    <a:blip r:embed="rId8" cstate="none"/>
+                    <a:blip r:embed="rId6"/>
                     <a:srcRect/>
                     <a:stretch>
                       <a:fillRect/>
@@ -220,12 +813,11 @@
       </w:pPr>
       <w:r>
         <w:rPr>
-          <w:rFonts w:ascii="Times New Roman" w:cs="Times New Roman" w:eastAsia="Times New Roman" w:hAnsi="Times New Roman"/>
           <w:color w:val="000000"/>
           <w:sz w:val="24"/>
           <w:szCs w:val="24"/>
         </w:rPr>
-        <w:t xml:space="preserve">Рисунок 5.2 - Список сотрудников</w:t>
+        <w:t>Рисунок 5.2 - Список сотрудников</w:t>
       </w:r>
     </w:p>
     <w:p>
@@ -235,12 +827,15 @@
       </w:pPr>
       <w:r>
         <w:rPr>
-          <w:rFonts w:ascii="Times New Roman" w:cs="Times New Roman" w:eastAsia="Times New Roman" w:hAnsi="Times New Roman"/>
-          <w:color w:val="000000"/>
-          <w:sz w:val="28"/>
-          <w:szCs w:val="28"/>
-        </w:rPr>
-        <w:t xml:space="preserve">Над таблицей расположена строка поиска, позволяющая находить сотрудников по фамилии, имени, отчеству или должности. Рядом со строкой поиска находится фильтр по отделу. Таблица поддерживает сортировку по любому столбцу (нажатие на заголовок столбца). Внизу таблицы размещен переключатель страниц, если количество записей превышает 10 на одну страницу.</w:t>
+          <w:color w:val="000000"/>
+        </w:rPr>
+        <w:t>Над таблицей расположена строка поиска, позволяющая находить сотрудников по фамилии, имени, отчеству или должности. Рядом со строкой поиска находится фильтр п</w:t>
+      </w:r>
+      <w:r>
+        <w:rPr>
+          <w:color w:val="000000"/>
+        </w:rPr>
+        <w:t>о отделу. Таблица поддерживает сортировку по любому столбцу (нажатие на заголовок столбца). Внизу таблицы размещен переключатель страниц, если количество записей превышает 10 на одну страницу.</w:t>
       </w:r>
     </w:p>
     <w:p>
@@ -250,12 +845,21 @@
       </w:pPr>
       <w:r>
         <w:rPr>
-          <w:rFonts w:ascii="Times New Roman" w:cs="Times New Roman" w:eastAsia="Times New Roman" w:hAnsi="Times New Roman"/>
-          <w:color w:val="000000"/>
-          <w:sz w:val="28"/>
-          <w:szCs w:val="28"/>
-        </w:rPr>
-        <w:t xml:space="preserve">Для добавления нового сотрудника пользователь нажимает кнопку «Добавить» в правом верхнем углу. Открывается форма, в которой заполняются обязательные поля: фамилия, имя, дата рождения, серия и номер паспорта, СНИЛС, должность, подразделение, дата приема. Поля ИНН, отчество, телефон и email являются необязательными. После заполнения и нажатия кнопки «Сохранить» система проверяет корректность данных и, при отсутствии ошибок, создает запись.</w:t>
+          <w:color w:val="000000"/>
+        </w:rPr>
+        <w:t>Для добавления нового сотрудника пользователь нажимает кнопку «</w:t>
+      </w:r>
+      <w:r>
+        <w:rPr>
+          <w:color w:val="000000"/>
+        </w:rPr>
+        <w:t>Добавить» в правом верхнем углу. Открывается форма, в которой заполняются обязательные поля: фамилия, имя, дата рождения, серия и номер паспорта, СНИЛС, должность, подразделение, дата приема. Поля ИНН, отчество, телефон и email являются необязательными. По</w:t>
+      </w:r>
+      <w:r>
+        <w:rPr>
+          <w:color w:val="000000"/>
+        </w:rPr>
+        <w:t>сле заполнения и нажатия кнопки «Сохранить» система проверяет корректность данных и, при отсутствии ошибок, создает запись.</w:t>
       </w:r>
     </w:p>
     <w:p>
@@ -265,12 +869,9 @@
       </w:pPr>
       <w:r>
         <w:rPr>
-          <w:rFonts w:ascii="Times New Roman" w:cs="Times New Roman" w:eastAsia="Times New Roman" w:hAnsi="Times New Roman"/>
-          <w:color w:val="000000"/>
-          <w:sz w:val="28"/>
-          <w:szCs w:val="28"/>
-        </w:rPr>
-        <w:t xml:space="preserve">При нажатии на строку таблицы открывается карточка сотрудника, представленная на рисунке 5.3.</w:t>
+          <w:color w:val="000000"/>
+        </w:rPr>
+        <w:t>При нажатии на строку таблицы открывается карточка сотрудника, представленная на рисунке 5.3.</w:t>
       </w:r>
     </w:p>
     <w:p>
@@ -278,11 +879,14 @@
         <w:jc w:val="center"/>
       </w:pPr>
       <w:r>
+        <w:rPr>
+          <w:noProof/>
+        </w:rPr>
         <w:drawing>
-          <wp:inline distT="0" distB="0" distL="0" distR="0">
+          <wp:inline distT="0" distB="0" distL="0" distR="0" wp14:anchorId="62724A4E" wp14:editId="55996AAD">
             <wp:extent cx="4953000" cy="2857500"/>
-            <wp:effectExtent t="0" r="0" b="0" l="0"/>
-            <wp:docPr id="1" name="" descr="" title=""/>
+            <wp:effectExtent l="0" t="0" r="0" b="0"/>
+            <wp:docPr id="3" name="Рисунок 3"/>
             <wp:cNvGraphicFramePr>
               <a:graphicFrameLocks xmlns:a="http://schemas.openxmlformats.org/drawingml/2006/main" noChangeAspect="1"/>
             </wp:cNvGraphicFramePr>
@@ -290,13 +894,13 @@
               <a:graphicData uri="http://schemas.openxmlformats.org/drawingml/2006/picture">
                 <pic:pic xmlns:pic="http://schemas.openxmlformats.org/drawingml/2006/picture">
                   <pic:nvPicPr>
-                    <pic:cNvPr id="0" name="" descr=""/>
+                    <pic:cNvPr id="0" name=""/>
                     <pic:cNvPicPr>
                       <a:picLocks noChangeAspect="1" noChangeArrowheads="1"/>
                     </pic:cNvPicPr>
                   </pic:nvPicPr>
                   <pic:blipFill>
-                    <a:blip r:embed="rId9" cstate="none"/>
+                    <a:blip r:embed="rId7"/>
                     <a:srcRect/>
                     <a:stretch>
                       <a:fillRect/>
@@ -324,12 +928,11 @@
       </w:pPr>
       <w:r>
         <w:rPr>
-          <w:rFonts w:ascii="Times New Roman" w:cs="Times New Roman" w:eastAsia="Times New Roman" w:hAnsi="Times New Roman"/>
           <w:color w:val="000000"/>
           <w:sz w:val="24"/>
           <w:szCs w:val="24"/>
         </w:rPr>
-        <w:t xml:space="preserve">Рисунок 5.3 - Карточка сотрудника</w:t>
+        <w:t>Рисунок 5.3 - Карточка сотрудника</w:t>
       </w:r>
     </w:p>
     <w:p>
@@ -339,12 +942,28 @@
       </w:pPr>
       <w:r>
         <w:rPr>
-          <w:rFonts w:ascii="Times New Roman" w:cs="Times New Roman" w:eastAsia="Times New Roman" w:hAnsi="Times New Roman"/>
-          <w:color w:val="000000"/>
-          <w:sz w:val="28"/>
-          <w:szCs w:val="28"/>
-        </w:rPr>
-        <w:t xml:space="preserve">Карточка содержит все персональные данные сотрудника, информацию о должности и подразделении, дату приема, стаж работы в компании и остаток отпускных дней. В нижней части карточки размещена история кадровых операций: приказы, переводы, отпуска. Кнопка «Редактировать» позволяет изменить данные, кнопка «Создать приказ» открывает форму создания приказа.</w:t>
+          <w:color w:val="000000"/>
+        </w:rPr>
+        <w:t>Ка</w:t>
+      </w:r>
+      <w:r>
+        <w:rPr>
+          <w:color w:val="000000"/>
+        </w:rPr>
+        <w:t xml:space="preserve">рточка содержит все персональные данные сотрудника, информацию о должности и подразделении, дату приема, стаж работы в компании и остаток </w:t>
+      </w:r>
+      <w:r>
+        <w:rPr>
+          <w:color w:val="000000"/>
+        </w:rPr>
+        <w:lastRenderedPageBreak/>
+        <w:t>отпускных дней. В нижней части карточки размещена история кадровых операций: приказы, переводы, отпуска. Кнопка «Редак</w:t>
+      </w:r>
+      <w:r>
+        <w:rPr>
+          <w:color w:val="000000"/>
+        </w:rPr>
+        <w:t>тировать» позволяет изменить данные, кнопка «Создать приказ» открывает форму создания приказа.</w:t>
       </w:r>
     </w:p>
     <w:p>
@@ -354,12 +973,9 @@
       </w:pPr>
       <w:r>
         <w:rPr>
-          <w:rFonts w:ascii="Times New Roman" w:cs="Times New Roman" w:eastAsia="Times New Roman" w:hAnsi="Times New Roman"/>
-          <w:color w:val="000000"/>
-          <w:sz w:val="28"/>
-          <w:szCs w:val="28"/>
-        </w:rPr>
-        <w:t xml:space="preserve">Форма создания приказа показана на рисунке 5.4.</w:t>
+          <w:color w:val="000000"/>
+        </w:rPr>
+        <w:t>Форма создания приказа показана на рисунке 5.4.</w:t>
       </w:r>
     </w:p>
     <w:p>
@@ -367,11 +983,14 @@
         <w:jc w:val="center"/>
       </w:pPr>
       <w:r>
+        <w:rPr>
+          <w:noProof/>
+        </w:rPr>
         <w:drawing>
-          <wp:inline distT="0" distB="0" distL="0" distR="0">
+          <wp:inline distT="0" distB="0" distL="0" distR="0" wp14:anchorId="799E4E9A" wp14:editId="493A6F64">
             <wp:extent cx="4953000" cy="2476500"/>
-            <wp:effectExtent t="0" r="0" b="0" l="0"/>
-            <wp:docPr id="1" name="" descr="" title=""/>
+            <wp:effectExtent l="0" t="0" r="0" b="0"/>
+            <wp:docPr id="4" name="Рисунок 4"/>
             <wp:cNvGraphicFramePr>
               <a:graphicFrameLocks xmlns:a="http://schemas.openxmlformats.org/drawingml/2006/main" noChangeAspect="1"/>
             </wp:cNvGraphicFramePr>
@@ -379,13 +998,13 @@
               <a:graphicData uri="http://schemas.openxmlformats.org/drawingml/2006/picture">
                 <pic:pic xmlns:pic="http://schemas.openxmlformats.org/drawingml/2006/picture">
                   <pic:nvPicPr>
-                    <pic:cNvPr id="0" name="" descr=""/>
+                    <pic:cNvPr id="0" name=""/>
                     <pic:cNvPicPr>
                       <a:picLocks noChangeAspect="1" noChangeArrowheads="1"/>
                     </pic:cNvPicPr>
                   </pic:nvPicPr>
                   <pic:blipFill>
-                    <a:blip r:embed="rId10" cstate="none"/>
+                    <a:blip r:embed="rId8"/>
                     <a:srcRect/>
                     <a:stretch>
                       <a:fillRect/>
@@ -413,12 +1032,11 @@
       </w:pPr>
       <w:r>
         <w:rPr>
-          <w:rFonts w:ascii="Times New Roman" w:cs="Times New Roman" w:eastAsia="Times New Roman" w:hAnsi="Times New Roman"/>
           <w:color w:val="000000"/>
           <w:sz w:val="24"/>
           <w:szCs w:val="24"/>
         </w:rPr>
-        <w:t xml:space="preserve">Рисунок 5.4 - Форма создания приказа</w:t>
+        <w:t>Рисунок 5.4 - Форма создания приказа</w:t>
       </w:r>
     </w:p>
     <w:p>
@@ -428,12 +1046,21 @@
       </w:pPr>
       <w:r>
         <w:rPr>
-          <w:rFonts w:ascii="Times New Roman" w:cs="Times New Roman" w:eastAsia="Times New Roman" w:hAnsi="Times New Roman"/>
-          <w:color w:val="000000"/>
-          <w:sz w:val="28"/>
-          <w:szCs w:val="28"/>
-        </w:rPr>
-        <w:t xml:space="preserve">В форме выбирается тип приказа: прием на работу (Т-1), перевод (Т-5) или увольнение (Т-8). Номер приказа формируется автоматически. Поля «Сотрудник», «Должность» и «Подразделение» заполняются из карточки сотрудника и могут быть изменены (для приказа о переводе). Кнопка «PDF» формирует документ в формате PDF с возможностью скачивания и печати.</w:t>
+          <w:color w:val="000000"/>
+        </w:rPr>
+        <w:t>В форме выбирается тип приказа: прием на работу (Т-1), перевод (Т-5) или у</w:t>
+      </w:r>
+      <w:r>
+        <w:rPr>
+          <w:color w:val="000000"/>
+        </w:rPr>
+        <w:t>вольнение (Т-8). Номер приказа формируется автоматически. Поля «Сотрудник», «Должность» и «Подразделение» заполняются из карточки сотрудника и могут быть изменены (для приказа о переводе). Кнопка «PDF» формирует документ в формате PDF с возможностью скачив</w:t>
+      </w:r>
+      <w:r>
+        <w:rPr>
+          <w:color w:val="000000"/>
+        </w:rPr>
+        <w:t>ания и печати.</w:t>
       </w:r>
     </w:p>
     <w:p>
@@ -443,12 +1070,15 @@
       </w:pPr>
       <w:r>
         <w:rPr>
-          <w:rFonts w:ascii="Times New Roman" w:cs="Times New Roman" w:eastAsia="Times New Roman" w:hAnsi="Times New Roman"/>
-          <w:color w:val="000000"/>
-          <w:sz w:val="28"/>
-          <w:szCs w:val="28"/>
-        </w:rPr>
-        <w:t xml:space="preserve">Раздел «Отпуска» содержит таблицу с информацией о балансе отпускных дней каждого сотрудника, запланированных и использованных отпусках. Для оформления отпуска нужно выбрать сотрудника, указать даты начала и окончания, тип отпуска (ежегодный оплачиваемый, без сохранения заработной платы, учебный, по болезни) и нажать «Оформить». Система автоматически проверяет наличие достаточного количества дней в балансе.</w:t>
+          <w:color w:val="000000"/>
+        </w:rPr>
+        <w:t xml:space="preserve">Раздел «Отпуска» содержит таблицу с информацией о балансе отпускных дней каждого сотрудника, запланированных и использованных отпусках. Для оформления отпуска нужно выбрать сотрудника, указать даты начала и окончания, тип отпуска (ежегодный </w:t>
+      </w:r>
+      <w:r>
+        <w:rPr>
+          <w:color w:val="000000"/>
+        </w:rPr>
+        <w:t>оплачиваемый, без сохранения заработной платы, учебный, по болезни) и нажать «Оформить». Система автоматически проверяет наличие достаточного количества дней в балансе.</w:t>
       </w:r>
     </w:p>
     <w:p>
@@ -458,12 +1088,15 @@
       </w:pPr>
       <w:r>
         <w:rPr>
-          <w:rFonts w:ascii="Times New Roman" w:cs="Times New Roman" w:eastAsia="Times New Roman" w:hAnsi="Times New Roman"/>
-          <w:color w:val="000000"/>
-          <w:sz w:val="28"/>
-          <w:szCs w:val="28"/>
-        </w:rPr>
-        <w:t xml:space="preserve">Раздел «Штатное расписание» отображает организационную структуру: подразделения, должности в каждом подразделении, количество штатных единиц и оклады. Администратор может добавлять, редактировать и удалять подразделения и должности.</w:t>
+          <w:color w:val="000000"/>
+        </w:rPr>
+        <w:t>Раздел «Штатное расписание» отображает организационную структуру: подразделения, должно</w:t>
+      </w:r>
+      <w:r>
+        <w:rPr>
+          <w:color w:val="000000"/>
+        </w:rPr>
+        <w:t>сти в каждом подразделении, количество штатных единиц и оклады. Администратор может добавлять, редактировать и удалять подразделения и должности.</w:t>
       </w:r>
     </w:p>
     <w:p>
@@ -473,12 +1106,15 @@
       </w:pPr>
       <w:r>
         <w:rPr>
-          <w:rFonts w:ascii="Times New Roman" w:cs="Times New Roman" w:eastAsia="Times New Roman" w:hAnsi="Times New Roman"/>
-          <w:color w:val="000000"/>
-          <w:sz w:val="28"/>
-          <w:szCs w:val="28"/>
-        </w:rPr>
-        <w:t xml:space="preserve">Раздел «Отчеты» позволяет формировать кадровые отчеты за указанный период. Доступные отчеты: списочный состав по подразделениям, принятые и уволенные за период, статистика по отпускам, штатное расписание. Отчеты можно скачать в формате Excel (.xlsx) или PDF.</w:t>
+          <w:color w:val="000000"/>
+        </w:rPr>
+        <w:t xml:space="preserve">Раздел «Отчеты» позволяет формировать кадровые отчеты за указанный период. Доступные отчеты: списочный состав </w:t>
+      </w:r>
+      <w:r>
+        <w:rPr>
+          <w:color w:val="000000"/>
+        </w:rPr>
+        <w:t>по подразделениям, принятые и уволенные за период, статистика по отпускам, штатное расписание. Отчеты можно скачать в формате Excel (.xlsx) или PDF.</w:t>
       </w:r>
     </w:p>
     <w:p>
@@ -488,14 +1124,11 @@
       </w:pPr>
       <w:r>
         <w:rPr>
-          <w:rFonts w:ascii="Times New Roman" w:cs="Times New Roman" w:eastAsia="Times New Roman" w:hAnsi="Times New Roman"/>
           <w:b/>
           <w:bCs/>
           <w:color w:val="000000"/>
-          <w:sz w:val="28"/>
-          <w:szCs w:val="28"/>
-        </w:rPr>
-        <w:t xml:space="preserve">5.2 Сообщение оператору</w:t>
+        </w:rPr>
+        <w:t>5.2 Сообщение оператору</w:t>
       </w:r>
     </w:p>
     <w:p>
@@ -505,12 +1138,15 @@
       </w:pPr>
       <w:r>
         <w:rPr>
-          <w:rFonts w:ascii="Times New Roman" w:cs="Times New Roman" w:eastAsia="Times New Roman" w:hAnsi="Times New Roman"/>
-          <w:color w:val="000000"/>
-          <w:sz w:val="28"/>
-          <w:szCs w:val="28"/>
-        </w:rPr>
-        <w:t xml:space="preserve">В процессе работы программа отображает три типа сообщений, различающихся по цвету и назначению. Классификация сообщений приведена в таблице 5.1.</w:t>
+          <w:color w:val="000000"/>
+        </w:rPr>
+        <w:t>В процессе работы программа отображает три типа сообщений, различающихся по цвету и</w:t>
+      </w:r>
+      <w:r>
+        <w:rPr>
+          <w:color w:val="000000"/>
+        </w:rPr>
+        <w:t xml:space="preserve"> назначению. Классификация сообщений приведена в таблице 5.1.</w:t>
       </w:r>
     </w:p>
     <w:p>
@@ -519,41 +1155,51 @@
       </w:pPr>
       <w:r>
         <w:rPr>
-          <w:rFonts w:ascii="Times New Roman" w:cs="Times New Roman" w:eastAsia="Times New Roman" w:hAnsi="Times New Roman"/>
           <w:color w:val="000000"/>
           <w:sz w:val="24"/>
           <w:szCs w:val="24"/>
         </w:rPr>
-        <w:t xml:space="preserve">Таблица 5.1 - Типы сообщений оператору</w:t>
+        <w:t>Таблица 5.1 - Типы сообщений оператору</w:t>
       </w:r>
     </w:p>
     <w:tbl>
       <w:tblPr>
-        <w:tblW w:type="pct" w:w="100%"/>
+        <w:tblW w:w="5000" w:type="pct"/>
         <w:tblBorders>
-          <w:top w:val="single" w:color="auto" w:sz="4"/>
-          <w:left w:val="single" w:color="auto" w:sz="4"/>
-          <w:bottom w:val="single" w:color="auto" w:sz="4"/>
-          <w:right w:val="single" w:color="auto" w:sz="4"/>
-          <w:insideH w:val="single" w:color="auto" w:sz="4"/>
-          <w:insideV w:val="single" w:color="auto" w:sz="4"/>
+          <w:top w:val="single" w:sz="4" w:space="0" w:color="auto"/>
+          <w:left w:val="single" w:sz="4" w:space="0" w:color="auto"/>
+          <w:bottom w:val="single" w:sz="4" w:space="0" w:color="auto"/>
+          <w:right w:val="single" w:sz="4" w:space="0" w:color="auto"/>
+          <w:insideH w:val="single" w:sz="4" w:space="0" w:color="auto"/>
+          <w:insideV w:val="single" w:sz="4" w:space="0" w:color="auto"/>
         </w:tblBorders>
+        <w:tblCellMar>
+          <w:left w:w="10" w:type="dxa"/>
+          <w:right w:w="10" w:type="dxa"/>
+        </w:tblCellMar>
+        <w:tblLook w:val="04A0" w:firstRow="1" w:lastRow="0" w:firstColumn="1" w:lastColumn="0" w:noHBand="0" w:noVBand="1"/>
       </w:tblPr>
       <w:tblGrid>
-        <w:gridCol w:w="100"/>
-        <w:gridCol w:w="100"/>
-        <w:gridCol w:w="100"/>
-        <w:gridCol w:w="100"/>
+        <w:gridCol w:w="1685"/>
+        <w:gridCol w:w="1121"/>
+        <w:gridCol w:w="3740"/>
+        <w:gridCol w:w="2806"/>
       </w:tblGrid>
       <w:tr>
+        <w:tblPrEx>
+          <w:tblCellMar>
+            <w:top w:w="0" w:type="dxa"/>
+            <w:bottom w:w="0" w:type="dxa"/>
+          </w:tblCellMar>
+        </w:tblPrEx>
         <w:tc>
           <w:tcPr>
-            <w:tcW w:type="pct" w:w="18%"/>
+            <w:tcW w:w="900" w:type="pct"/>
             <w:tcBorders>
-              <w:top w:val="single" w:color="000000" w:sz="1"/>
-              <w:left w:val="single" w:color="000000" w:sz="1"/>
-              <w:bottom w:val="single" w:color="000000" w:sz="1"/>
-              <w:right w:val="single" w:color="000000" w:sz="1"/>
+              <w:top w:val="single" w:sz="1" w:space="0" w:color="000000"/>
+              <w:left w:val="single" w:sz="1" w:space="0" w:color="000000"/>
+              <w:bottom w:val="single" w:sz="1" w:space="0" w:color="000000"/>
+              <w:right w:val="single" w:sz="1" w:space="0" w:color="000000"/>
             </w:tcBorders>
             <w:vAlign w:val="center"/>
           </w:tcPr>
@@ -563,25 +1209,24 @@
             </w:pPr>
             <w:r>
               <w:rPr>
-                <w:rFonts w:ascii="Times New Roman" w:cs="Times New Roman" w:eastAsia="Times New Roman" w:hAnsi="Times New Roman"/>
                 <w:b/>
                 <w:bCs/>
                 <w:color w:val="000000"/>
                 <w:sz w:val="24"/>
                 <w:szCs w:val="24"/>
               </w:rPr>
-              <w:t xml:space="preserve">Тип</w:t>
+              <w:t>Тип</w:t>
             </w:r>
           </w:p>
         </w:tc>
         <w:tc>
           <w:tcPr>
-            <w:tcW w:type="pct" w:w="12%"/>
+            <w:tcW w:w="600" w:type="pct"/>
             <w:tcBorders>
-              <w:top w:val="single" w:color="000000" w:sz="1"/>
-              <w:left w:val="single" w:color="000000" w:sz="1"/>
-              <w:bottom w:val="single" w:color="000000" w:sz="1"/>
-              <w:right w:val="single" w:color="000000" w:sz="1"/>
+              <w:top w:val="single" w:sz="1" w:space="0" w:color="000000"/>
+              <w:left w:val="single" w:sz="1" w:space="0" w:color="000000"/>
+              <w:bottom w:val="single" w:sz="1" w:space="0" w:color="000000"/>
+              <w:right w:val="single" w:sz="1" w:space="0" w:color="000000"/>
             </w:tcBorders>
             <w:vAlign w:val="center"/>
           </w:tcPr>
@@ -591,25 +1236,24 @@
             </w:pPr>
             <w:r>
               <w:rPr>
-                <w:rFonts w:ascii="Times New Roman" w:cs="Times New Roman" w:eastAsia="Times New Roman" w:hAnsi="Times New Roman"/>
                 <w:b/>
                 <w:bCs/>
                 <w:color w:val="000000"/>
                 <w:sz w:val="24"/>
                 <w:szCs w:val="24"/>
               </w:rPr>
-              <w:t xml:space="preserve">Цвет</w:t>
+              <w:t>Цвет</w:t>
             </w:r>
           </w:p>
         </w:tc>
         <w:tc>
           <w:tcPr>
-            <w:tcW w:type="pct" w:w="40%"/>
+            <w:tcW w:w="2000" w:type="pct"/>
             <w:tcBorders>
-              <w:top w:val="single" w:color="000000" w:sz="1"/>
-              <w:left w:val="single" w:color="000000" w:sz="1"/>
-              <w:bottom w:val="single" w:color="000000" w:sz="1"/>
-              <w:right w:val="single" w:color="000000" w:sz="1"/>
+              <w:top w:val="single" w:sz="1" w:space="0" w:color="000000"/>
+              <w:left w:val="single" w:sz="1" w:space="0" w:color="000000"/>
+              <w:bottom w:val="single" w:sz="1" w:space="0" w:color="000000"/>
+              <w:right w:val="single" w:sz="1" w:space="0" w:color="000000"/>
             </w:tcBorders>
             <w:vAlign w:val="center"/>
           </w:tcPr>
@@ -619,25 +1263,24 @@
             </w:pPr>
             <w:r>
               <w:rPr>
-                <w:rFonts w:ascii="Times New Roman" w:cs="Times New Roman" w:eastAsia="Times New Roman" w:hAnsi="Times New Roman"/>
                 <w:b/>
                 <w:bCs/>
                 <w:color w:val="000000"/>
                 <w:sz w:val="24"/>
                 <w:szCs w:val="24"/>
               </w:rPr>
-              <w:t xml:space="preserve">Примеры сообщений</w:t>
+              <w:t>Примеры сообщений</w:t>
             </w:r>
           </w:p>
         </w:tc>
         <w:tc>
           <w:tcPr>
-            <w:tcW w:type="pct" w:w="30%"/>
+            <w:tcW w:w="1500" w:type="pct"/>
             <w:tcBorders>
-              <w:top w:val="single" w:color="000000" w:sz="1"/>
-              <w:left w:val="single" w:color="000000" w:sz="1"/>
-              <w:bottom w:val="single" w:color="000000" w:sz="1"/>
-              <w:right w:val="single" w:color="000000" w:sz="1"/>
+              <w:top w:val="single" w:sz="1" w:space="0" w:color="000000"/>
+              <w:left w:val="single" w:sz="1" w:space="0" w:color="000000"/>
+              <w:bottom w:val="single" w:sz="1" w:space="0" w:color="000000"/>
+              <w:right w:val="single" w:sz="1" w:space="0" w:color="000000"/>
             </w:tcBorders>
             <w:vAlign w:val="center"/>
           </w:tcPr>
@@ -647,26 +1290,32 @@
             </w:pPr>
             <w:r>
               <w:rPr>
-                <w:rFonts w:ascii="Times New Roman" w:cs="Times New Roman" w:eastAsia="Times New Roman" w:hAnsi="Times New Roman"/>
                 <w:b/>
                 <w:bCs/>
                 <w:color w:val="000000"/>
                 <w:sz w:val="24"/>
                 <w:szCs w:val="24"/>
               </w:rPr>
-              <w:t xml:space="preserve">Действие пользователя</w:t>
+              <w:t>Действие пользователя</w:t>
             </w:r>
           </w:p>
         </w:tc>
       </w:tr>
       <w:tr>
+        <w:tblPrEx>
+          <w:tblCellMar>
+            <w:top w:w="0" w:type="dxa"/>
+            <w:bottom w:w="0" w:type="dxa"/>
+          </w:tblCellMar>
+        </w:tblPrEx>
         <w:tc>
           <w:tcPr>
+            <w:tcW w:w="0" w:type="auto"/>
             <w:tcBorders>
-              <w:top w:val="single" w:color="000000" w:sz="1"/>
-              <w:left w:val="single" w:color="000000" w:sz="1"/>
-              <w:bottom w:val="single" w:color="000000" w:sz="1"/>
-              <w:right w:val="single" w:color="000000" w:sz="1"/>
+              <w:top w:val="single" w:sz="1" w:space="0" w:color="000000"/>
+              <w:left w:val="single" w:sz="1" w:space="0" w:color="000000"/>
+              <w:bottom w:val="single" w:sz="1" w:space="0" w:color="000000"/>
+              <w:right w:val="single" w:sz="1" w:space="0" w:color="000000"/>
             </w:tcBorders>
             <w:vAlign w:val="center"/>
           </w:tcPr>
@@ -676,24 +1325,22 @@
             </w:pPr>
             <w:r>
               <w:rPr>
-                <w:rFonts w:ascii="Times New Roman" w:cs="Times New Roman" w:eastAsia="Times New Roman" w:hAnsi="Times New Roman"/>
-                <w:b w:val="false"/>
-                <w:bCs w:val="false"/>
                 <w:color w:val="000000"/>
                 <w:sz w:val="22"/>
                 <w:szCs w:val="22"/>
               </w:rPr>
-              <w:t xml:space="preserve">Информационное</w:t>
+              <w:t>Информационное</w:t>
             </w:r>
           </w:p>
         </w:tc>
         <w:tc>
           <w:tcPr>
+            <w:tcW w:w="0" w:type="auto"/>
             <w:tcBorders>
-              <w:top w:val="single" w:color="000000" w:sz="1"/>
-              <w:left w:val="single" w:color="000000" w:sz="1"/>
-              <w:bottom w:val="single" w:color="000000" w:sz="1"/>
-              <w:right w:val="single" w:color="000000" w:sz="1"/>
+              <w:top w:val="single" w:sz="1" w:space="0" w:color="000000"/>
+              <w:left w:val="single" w:sz="1" w:space="0" w:color="000000"/>
+              <w:bottom w:val="single" w:sz="1" w:space="0" w:color="000000"/>
+              <w:right w:val="single" w:sz="1" w:space="0" w:color="000000"/>
             </w:tcBorders>
             <w:vAlign w:val="center"/>
           </w:tcPr>
@@ -703,24 +1350,22 @@
             </w:pPr>
             <w:r>
               <w:rPr>
-                <w:rFonts w:ascii="Times New Roman" w:cs="Times New Roman" w:eastAsia="Times New Roman" w:hAnsi="Times New Roman"/>
-                <w:b w:val="false"/>
-                <w:bCs w:val="false"/>
                 <w:color w:val="000000"/>
                 <w:sz w:val="22"/>
                 <w:szCs w:val="22"/>
               </w:rPr>
-              <w:t xml:space="preserve">Зеленый</w:t>
+              <w:t>Зеленый</w:t>
             </w:r>
           </w:p>
         </w:tc>
         <w:tc>
           <w:tcPr>
+            <w:tcW w:w="0" w:type="auto"/>
             <w:tcBorders>
-              <w:top w:val="single" w:color="000000" w:sz="1"/>
-              <w:left w:val="single" w:color="000000" w:sz="1"/>
-              <w:bottom w:val="single" w:color="000000" w:sz="1"/>
-              <w:right w:val="single" w:color="000000" w:sz="1"/>
+              <w:top w:val="single" w:sz="1" w:space="0" w:color="000000"/>
+              <w:left w:val="single" w:sz="1" w:space="0" w:color="000000"/>
+              <w:bottom w:val="single" w:sz="1" w:space="0" w:color="000000"/>
+              <w:right w:val="single" w:sz="1" w:space="0" w:color="000000"/>
             </w:tcBorders>
             <w:vAlign w:val="center"/>
           </w:tcPr>
@@ -730,24 +1375,22 @@
             </w:pPr>
             <w:r>
               <w:rPr>
-                <w:rFonts w:ascii="Times New Roman" w:cs="Times New Roman" w:eastAsia="Times New Roman" w:hAnsi="Times New Roman"/>
-                <w:b w:val="false"/>
-                <w:bCs w:val="false"/>
                 <w:color w:val="000000"/>
                 <w:sz w:val="22"/>
                 <w:szCs w:val="22"/>
               </w:rPr>
-              <w:t xml:space="preserve">«Сотрудник добавлен», «Приказ сформирован», «Данные сохранены»</w:t>
+              <w:t>«Сотрудник добавлен», «Приказ сформирован», «Данные сохранены»</w:t>
             </w:r>
           </w:p>
         </w:tc>
         <w:tc>
           <w:tcPr>
+            <w:tcW w:w="0" w:type="auto"/>
             <w:tcBorders>
-              <w:top w:val="single" w:color="000000" w:sz="1"/>
-              <w:left w:val="single" w:color="000000" w:sz="1"/>
-              <w:bottom w:val="single" w:color="000000" w:sz="1"/>
-              <w:right w:val="single" w:color="000000" w:sz="1"/>
+              <w:top w:val="single" w:sz="1" w:space="0" w:color="000000"/>
+              <w:left w:val="single" w:sz="1" w:space="0" w:color="000000"/>
+              <w:bottom w:val="single" w:sz="1" w:space="0" w:color="000000"/>
+              <w:right w:val="single" w:sz="1" w:space="0" w:color="000000"/>
             </w:tcBorders>
             <w:vAlign w:val="center"/>
           </w:tcPr>
@@ -757,26 +1400,30 @@
             </w:pPr>
             <w:r>
               <w:rPr>
-                <w:rFonts w:ascii="Times New Roman" w:cs="Times New Roman" w:eastAsia="Times New Roman" w:hAnsi="Times New Roman"/>
-                <w:b w:val="false"/>
-                <w:bCs w:val="false"/>
                 <w:color w:val="000000"/>
                 <w:sz w:val="22"/>
                 <w:szCs w:val="22"/>
               </w:rPr>
-              <w:t xml:space="preserve">Не требуется, исчезает через 3 секунды</w:t>
+              <w:t>Не требуется, исчезает через 3 секунды</w:t>
             </w:r>
           </w:p>
         </w:tc>
       </w:tr>
       <w:tr>
+        <w:tblPrEx>
+          <w:tblCellMar>
+            <w:top w:w="0" w:type="dxa"/>
+            <w:bottom w:w="0" w:type="dxa"/>
+          </w:tblCellMar>
+        </w:tblPrEx>
         <w:tc>
           <w:tcPr>
+            <w:tcW w:w="0" w:type="auto"/>
             <w:tcBorders>
-              <w:top w:val="single" w:color="000000" w:sz="1"/>
-              <w:left w:val="single" w:color="000000" w:sz="1"/>
-              <w:bottom w:val="single" w:color="000000" w:sz="1"/>
-              <w:right w:val="single" w:color="000000" w:sz="1"/>
+              <w:top w:val="single" w:sz="1" w:space="0" w:color="000000"/>
+              <w:left w:val="single" w:sz="1" w:space="0" w:color="000000"/>
+              <w:bottom w:val="single" w:sz="1" w:space="0" w:color="000000"/>
+              <w:right w:val="single" w:sz="1" w:space="0" w:color="000000"/>
             </w:tcBorders>
             <w:vAlign w:val="center"/>
           </w:tcPr>
@@ -786,24 +1433,23 @@
             </w:pPr>
             <w:r>
               <w:rPr>
-                <w:rFonts w:ascii="Times New Roman" w:cs="Times New Roman" w:eastAsia="Times New Roman" w:hAnsi="Times New Roman"/>
-                <w:b w:val="false"/>
-                <w:bCs w:val="false"/>
                 <w:color w:val="000000"/>
                 <w:sz w:val="22"/>
                 <w:szCs w:val="22"/>
               </w:rPr>
-              <w:t xml:space="preserve">Предупреждение</w:t>
+              <w:lastRenderedPageBreak/>
+              <w:t>Предупреждение</w:t>
             </w:r>
           </w:p>
         </w:tc>
         <w:tc>
           <w:tcPr>
+            <w:tcW w:w="0" w:type="auto"/>
             <w:tcBorders>
-              <w:top w:val="single" w:color="000000" w:sz="1"/>
-              <w:left w:val="single" w:color="000000" w:sz="1"/>
-              <w:bottom w:val="single" w:color="000000" w:sz="1"/>
-              <w:right w:val="single" w:color="000000" w:sz="1"/>
+              <w:top w:val="single" w:sz="1" w:space="0" w:color="000000"/>
+              <w:left w:val="single" w:sz="1" w:space="0" w:color="000000"/>
+              <w:bottom w:val="single" w:sz="1" w:space="0" w:color="000000"/>
+              <w:right w:val="single" w:sz="1" w:space="0" w:color="000000"/>
             </w:tcBorders>
             <w:vAlign w:val="center"/>
           </w:tcPr>
@@ -813,24 +1459,22 @@
             </w:pPr>
             <w:r>
               <w:rPr>
-                <w:rFonts w:ascii="Times New Roman" w:cs="Times New Roman" w:eastAsia="Times New Roman" w:hAnsi="Times New Roman"/>
-                <w:b w:val="false"/>
-                <w:bCs w:val="false"/>
                 <w:color w:val="000000"/>
                 <w:sz w:val="22"/>
                 <w:szCs w:val="22"/>
               </w:rPr>
-              <w:t xml:space="preserve">Желтый</w:t>
+              <w:t>Желтый</w:t>
             </w:r>
           </w:p>
         </w:tc>
         <w:tc>
           <w:tcPr>
+            <w:tcW w:w="0" w:type="auto"/>
             <w:tcBorders>
-              <w:top w:val="single" w:color="000000" w:sz="1"/>
-              <w:left w:val="single" w:color="000000" w:sz="1"/>
-              <w:bottom w:val="single" w:color="000000" w:sz="1"/>
-              <w:right w:val="single" w:color="000000" w:sz="1"/>
+              <w:top w:val="single" w:sz="1" w:space="0" w:color="000000"/>
+              <w:left w:val="single" w:sz="1" w:space="0" w:color="000000"/>
+              <w:bottom w:val="single" w:sz="1" w:space="0" w:color="000000"/>
+              <w:right w:val="single" w:sz="1" w:space="0" w:color="000000"/>
             </w:tcBorders>
             <w:vAlign w:val="center"/>
           </w:tcPr>
@@ -840,24 +1484,22 @@
             </w:pPr>
             <w:r>
               <w:rPr>
-                <w:rFonts w:ascii="Times New Roman" w:cs="Times New Roman" w:eastAsia="Times New Roman" w:hAnsi="Times New Roman"/>
-                <w:b w:val="false"/>
-                <w:bCs w:val="false"/>
                 <w:color w:val="000000"/>
                 <w:sz w:val="22"/>
                 <w:szCs w:val="22"/>
               </w:rPr>
-              <w:t xml:space="preserve">«Истекает испытательный срок через 7 дней», «Не заполнено поле СНИЛС»</w:t>
+              <w:t>«Истекает испытательный срок через 7 дней», «Не заполнено поле СНИЛС»</w:t>
             </w:r>
           </w:p>
         </w:tc>
         <w:tc>
           <w:tcPr>
+            <w:tcW w:w="0" w:type="auto"/>
             <w:tcBorders>
-              <w:top w:val="single" w:color="000000" w:sz="1"/>
-              <w:left w:val="single" w:color="000000" w:sz="1"/>
-              <w:bottom w:val="single" w:color="000000" w:sz="1"/>
-              <w:right w:val="single" w:color="000000" w:sz="1"/>
+              <w:top w:val="single" w:sz="1" w:space="0" w:color="000000"/>
+              <w:left w:val="single" w:sz="1" w:space="0" w:color="000000"/>
+              <w:bottom w:val="single" w:sz="1" w:space="0" w:color="000000"/>
+              <w:right w:val="single" w:sz="1" w:space="0" w:color="000000"/>
             </w:tcBorders>
             <w:vAlign w:val="center"/>
           </w:tcPr>
@@ -867,26 +1509,30 @@
             </w:pPr>
             <w:r>
               <w:rPr>
-                <w:rFonts w:ascii="Times New Roman" w:cs="Times New Roman" w:eastAsia="Times New Roman" w:hAnsi="Times New Roman"/>
-                <w:b w:val="false"/>
-                <w:bCs w:val="false"/>
                 <w:color w:val="000000"/>
                 <w:sz w:val="22"/>
                 <w:szCs w:val="22"/>
               </w:rPr>
-              <w:t xml:space="preserve">Обратить внимание, заполнить при возможности</w:t>
+              <w:t>Обратить внимание, заполнить при возможности</w:t>
             </w:r>
           </w:p>
         </w:tc>
       </w:tr>
       <w:tr>
+        <w:tblPrEx>
+          <w:tblCellMar>
+            <w:top w:w="0" w:type="dxa"/>
+            <w:bottom w:w="0" w:type="dxa"/>
+          </w:tblCellMar>
+        </w:tblPrEx>
         <w:tc>
           <w:tcPr>
+            <w:tcW w:w="0" w:type="auto"/>
             <w:tcBorders>
-              <w:top w:val="single" w:color="000000" w:sz="1"/>
-              <w:left w:val="single" w:color="000000" w:sz="1"/>
-              <w:bottom w:val="single" w:color="000000" w:sz="1"/>
-              <w:right w:val="single" w:color="000000" w:sz="1"/>
+              <w:top w:val="single" w:sz="1" w:space="0" w:color="000000"/>
+              <w:left w:val="single" w:sz="1" w:space="0" w:color="000000"/>
+              <w:bottom w:val="single" w:sz="1" w:space="0" w:color="000000"/>
+              <w:right w:val="single" w:sz="1" w:space="0" w:color="000000"/>
             </w:tcBorders>
             <w:vAlign w:val="center"/>
           </w:tcPr>
@@ -896,24 +1542,22 @@
             </w:pPr>
             <w:r>
               <w:rPr>
-                <w:rFonts w:ascii="Times New Roman" w:cs="Times New Roman" w:eastAsia="Times New Roman" w:hAnsi="Times New Roman"/>
-                <w:b w:val="false"/>
-                <w:bCs w:val="false"/>
                 <w:color w:val="000000"/>
                 <w:sz w:val="22"/>
                 <w:szCs w:val="22"/>
               </w:rPr>
-              <w:t xml:space="preserve">Ошибка</w:t>
+              <w:t>Ошибка</w:t>
             </w:r>
           </w:p>
         </w:tc>
         <w:tc>
           <w:tcPr>
+            <w:tcW w:w="0" w:type="auto"/>
             <w:tcBorders>
-              <w:top w:val="single" w:color="000000" w:sz="1"/>
-              <w:left w:val="single" w:color="000000" w:sz="1"/>
-              <w:bottom w:val="single" w:color="000000" w:sz="1"/>
-              <w:right w:val="single" w:color="000000" w:sz="1"/>
+              <w:top w:val="single" w:sz="1" w:space="0" w:color="000000"/>
+              <w:left w:val="single" w:sz="1" w:space="0" w:color="000000"/>
+              <w:bottom w:val="single" w:sz="1" w:space="0" w:color="000000"/>
+              <w:right w:val="single" w:sz="1" w:space="0" w:color="000000"/>
             </w:tcBorders>
             <w:vAlign w:val="center"/>
           </w:tcPr>
@@ -923,24 +1567,22 @@
             </w:pPr>
             <w:r>
               <w:rPr>
-                <w:rFonts w:ascii="Times New Roman" w:cs="Times New Roman" w:eastAsia="Times New Roman" w:hAnsi="Times New Roman"/>
-                <w:b w:val="false"/>
-                <w:bCs w:val="false"/>
                 <w:color w:val="000000"/>
                 <w:sz w:val="22"/>
                 <w:szCs w:val="22"/>
               </w:rPr>
-              <w:t xml:space="preserve">Красный</w:t>
+              <w:t>Красный</w:t>
             </w:r>
           </w:p>
         </w:tc>
         <w:tc>
           <w:tcPr>
+            <w:tcW w:w="0" w:type="auto"/>
             <w:tcBorders>
-              <w:top w:val="single" w:color="000000" w:sz="1"/>
-              <w:left w:val="single" w:color="000000" w:sz="1"/>
-              <w:bottom w:val="single" w:color="000000" w:sz="1"/>
-              <w:right w:val="single" w:color="000000" w:sz="1"/>
+              <w:top w:val="single" w:sz="1" w:space="0" w:color="000000"/>
+              <w:left w:val="single" w:sz="1" w:space="0" w:color="000000"/>
+              <w:bottom w:val="single" w:sz="1" w:space="0" w:color="000000"/>
+              <w:right w:val="single" w:sz="1" w:space="0" w:color="000000"/>
             </w:tcBorders>
             <w:vAlign w:val="center"/>
           </w:tcPr>
@@ -950,24 +1592,22 @@
             </w:pPr>
             <w:r>
               <w:rPr>
-                <w:rFonts w:ascii="Times New Roman" w:cs="Times New Roman" w:eastAsia="Times New Roman" w:hAnsi="Times New Roman"/>
-                <w:b w:val="false"/>
-                <w:bCs w:val="false"/>
                 <w:color w:val="000000"/>
                 <w:sz w:val="22"/>
                 <w:szCs w:val="22"/>
               </w:rPr>
-              <w:t xml:space="preserve">«Поле ФИО обязательно», «Дата увольнения раньше даты приема», «Ошибка сервера»</w:t>
+              <w:t>«Поле ФИО обязательно», «Дата увольнения раньше даты приема», «Ошибка сервера»</w:t>
             </w:r>
           </w:p>
         </w:tc>
         <w:tc>
           <w:tcPr>
+            <w:tcW w:w="0" w:type="auto"/>
             <w:tcBorders>
-              <w:top w:val="single" w:color="000000" w:sz="1"/>
-              <w:left w:val="single" w:color="000000" w:sz="1"/>
-              <w:bottom w:val="single" w:color="000000" w:sz="1"/>
-              <w:right w:val="single" w:color="000000" w:sz="1"/>
+              <w:top w:val="single" w:sz="1" w:space="0" w:color="000000"/>
+              <w:left w:val="single" w:sz="1" w:space="0" w:color="000000"/>
+              <w:bottom w:val="single" w:sz="1" w:space="0" w:color="000000"/>
+              <w:right w:val="single" w:sz="1" w:space="0" w:color="000000"/>
             </w:tcBorders>
             <w:vAlign w:val="center"/>
           </w:tcPr>
@@ -977,14 +1617,19 @@
             </w:pPr>
             <w:r>
               <w:rPr>
-                <w:rFonts w:ascii="Times New Roman" w:cs="Times New Roman" w:eastAsia="Times New Roman" w:hAnsi="Times New Roman"/>
-                <w:b w:val="false"/>
-                <w:bCs w:val="false"/>
                 <w:color w:val="000000"/>
                 <w:sz w:val="22"/>
                 <w:szCs w:val="22"/>
               </w:rPr>
-              <w:t xml:space="preserve">Исправить ввод и повторить, при ошибке сервера - обратиться к администратору</w:t>
+              <w:t>Исправить ввод и повторить, при ошибке сервера</w:t>
+            </w:r>
+            <w:r>
+              <w:rPr>
+                <w:color w:val="000000"/>
+                <w:sz w:val="22"/>
+                <w:szCs w:val="22"/>
+              </w:rPr>
+              <w:t xml:space="preserve"> - обратиться к администратору</w:t>
             </w:r>
           </w:p>
         </w:tc>
@@ -995,15 +1640,6 @@
         <w:ind w:firstLine="720"/>
         <w:jc w:val="both"/>
       </w:pPr>
-      <w:r>
-        <w:rPr>
-          <w:rFonts w:ascii="Times New Roman" w:cs="Times New Roman" w:eastAsia="Times New Roman" w:hAnsi="Times New Roman"/>
-          <w:color w:val="000000"/>
-          <w:sz w:val="28"/>
-          <w:szCs w:val="28"/>
-        </w:rPr>
-        <w:t xml:space="preserve"/>
-      </w:r>
     </w:p>
     <w:p>
       <w:pPr>
@@ -1012,12 +1648,15 @@
       </w:pPr>
       <w:r>
         <w:rPr>
-          <w:rFonts w:ascii="Times New Roman" w:cs="Times New Roman" w:eastAsia="Times New Roman" w:hAnsi="Times New Roman"/>
-          <w:color w:val="000000"/>
-          <w:sz w:val="28"/>
-          <w:szCs w:val="28"/>
-        </w:rPr>
-        <w:t xml:space="preserve">Информационные сообщения появляются в правом верхнем углу экрана и автоматически скрываются через три секунды. Предупреждения требуют внимания, но не блокируют работу. Ошибки блокируют выполнение операции до тех пор, пока пользователь не исправит введенные данные или не обратится к администратору.</w:t>
+          <w:color w:val="000000"/>
+        </w:rPr>
+        <w:t>Информационные сообщения появляются в правом верхнем углу экрана и автоматически скрываются через три секунды. Предупреждения требуют внимания, но не блокируют работу. Ошибки блокируют выполнение операции до тех пор, пока п</w:t>
+      </w:r>
+      <w:r>
+        <w:rPr>
+          <w:color w:val="000000"/>
+        </w:rPr>
+        <w:t>ользователь не исправит введенные данные или не обратится к администратору.</w:t>
       </w:r>
     </w:p>
     <w:p>
@@ -1027,107 +1666,34 @@
       </w:pPr>
       <w:r>
         <w:rPr>
-          <w:rFonts w:ascii="Times New Roman" w:cs="Times New Roman" w:eastAsia="Times New Roman" w:hAnsi="Times New Roman"/>
-          <w:color w:val="000000"/>
-          <w:sz w:val="28"/>
-          <w:szCs w:val="28"/>
-        </w:rPr>
-        <w:t xml:space="preserve">При возникновении критической ошибки (например, потеря связи с сервером) программа отображает полноэкранное уведомление с кнопками «Перезапустить приложение» и «Связаться с администратором». В последнем случае открывается почтовый клиент с шаблоном письма, содержащим технические детали ошибки.</w:t>
+          <w:color w:val="000000"/>
+        </w:rPr>
+        <w:t>При возникновении критической ошибки (например, потеря связи с сервером) программа отображает полноэкранное уведомление с кнопками «Перезапустить приложение» и «Связаться с админис</w:t>
+      </w:r>
+      <w:r>
+        <w:rPr>
+          <w:color w:val="000000"/>
+        </w:rPr>
+        <w:t>тратором». В последнем случае открывается почтовый клиент с шаблоном письма, содержащим технические детали ошибки.</w:t>
       </w:r>
     </w:p>
     <w:sectPr>
-      <w:pgSz w:w="11906" w:h="16838" w:orient="portrait"/>
+      <w:pgSz w:w="11906" w:h="16838"/>
       <w:pgMar w:top="1134" w:right="851" w:bottom="1134" w:left="1701" w:header="708" w:footer="708" w:gutter="0"/>
-      <w:pgNumType/>
+      <w:cols w:space="720"/>
       <w:docGrid w:linePitch="360"/>
     </w:sectPr>
   </w:body>
 </w:document>
 </file>
 
-<file path=word/comments.xml><?xml version="1.0" encoding="utf-8"?>
-<w:comments xmlns:cx="http://schemas.microsoft.com/office/drawing/2014/chartex" xmlns:cx1="http://schemas.microsoft.com/office/drawing/2015/9/8/chartex" xmlns:cx2="http://schemas.microsoft.com/office/drawing/2015/10/21/chartex" xmlns:cx3="http://schemas.microsoft.com/office/drawing/2016/5/9/chartex" xmlns:cx4="http://schemas.microsoft.com/office/drawing/2016/5/10/chartex" xmlns:cx5="http://schemas.microsoft.com/office/drawing/2016/5/11/chartex" xmlns:cx6="http://schemas.microsoft.com/office/drawing/2016/5/12/chartex" xmlns:cx7="http://schemas.microsoft.com/office/drawing/2016/5/13/chartex" xmlns:cx8="http://schemas.microsoft.com/office/drawing/2016/5/14/chartex" xmlns:mc="http://schemas.openxmlformats.org/markup-compatibility/2006" xmlns:aink="http://schemas.microsoft.com/office/drawing/2016/ink" xmlns:am3d="http://schemas.microsoft.com/office/drawing/2017/model3d" xmlns:o="urn:schemas-microsoft-com:office:office" xmlns:r="http://schemas.openxmlformats.org/officeDocument/2006/relationships" xmlns:m="http://schemas.openxmlformats.org/officeDocument/2006/math" xmlns:v="urn:schemas-microsoft-com:vml" xmlns:wp14="http://schemas.microsoft.com/office/word/2010/wordprocessingDrawing" xmlns:wp="http://schemas.openxmlformats.org/drawingml/2006/wordprocessingDrawing" xmlns:w10="urn:schemas-microsoft-com:office:word" xmlns:w="http://schemas.openxmlformats.org/wordprocessingml/2006/main" xmlns:w14="http://schemas.microsoft.com/office/word/2010/wordml" xmlns:w15="http://schemas.microsoft.com/office/word/2012/wordml" xmlns:w16cex="http://schemas.microsoft.com/office/word/2018/wordml/cex" xmlns:w16cid="http://schemas.microsoft.com/office/word/2016/wordml/cid" xmlns:w16="http://schemas.microsoft.com/office/word/2018/wordml" xmlns:w16sdtdh="http://schemas.microsoft.com/office/word/2020/wordml/sdtdatahash" xmlns:w16se="http://schemas.microsoft.com/office/word/2015/wordml/symex" xmlns:wpg="http://schemas.microsoft.com/office/word/2010/wordprocessingGroup" xmlns:wpi="http://schemas.microsoft.com/office/word/2010/wordprocessingInk" xmlns:wne="http://schemas.microsoft.com/office/word/2006/wordml" xmlns:wps="http://schemas.microsoft.com/office/word/2010/wordprocessingShape"/>
-</file>
-
-<file path=word/endnotes.xml><?xml version="1.0" encoding="utf-8"?>
-<w:endnotes xmlns:wpc="http://schemas.microsoft.com/office/word/2010/wordprocessingCanvas" xmlns:mc="http://schemas.openxmlformats.org/markup-compatibility/2006" xmlns:o="urn:schemas-microsoft-com:office:office" xmlns:r="http://schemas.openxmlformats.org/officeDocument/2006/relationships" xmlns:m="http://schemas.openxmlformats.org/officeDocument/2006/math" xmlns:v="urn:schemas-microsoft-com:vml" xmlns:wp14="http://schemas.microsoft.com/office/word/2010/wordprocessingDrawing" xmlns:wp="http://schemas.openxmlformats.org/drawingml/2006/wordprocessingDrawing" xmlns:w10="urn:schemas-microsoft-com:office:word" xmlns:w="http://schemas.openxmlformats.org/wordprocessingml/2006/main" xmlns:w14="http://schemas.microsoft.com/office/word/2010/wordml" xmlns:w15="http://schemas.microsoft.com/office/word/2012/wordml" xmlns:wpg="http://schemas.microsoft.com/office/word/2010/wordprocessingGroup" xmlns:wpi="http://schemas.microsoft.com/office/word/2010/wordprocessingInk" xmlns:wne="http://schemas.microsoft.com/office/word/2006/wordml" xmlns:wps="http://schemas.microsoft.com/office/word/2010/wordprocessingShape" mc:Ignorable="w14 w15 wp14">
-  <w:endnote w:type="separator" w:id="-1">
-    <w:p>
-      <w:pPr>
-        <w:spacing w:after="0" w:line="240" w:lineRule="auto"/>
-      </w:pPr>
-      <w:r>
-        <w:rPr>
-          <w:rStyle w:val="EndnoteReference"/>
-        </w:rPr>
-        <w:endnoteRef/>
-      </w:r>
-      <w:r>
-        <w:separator/>
-      </w:r>
-    </w:p>
-  </w:endnote>
-  <w:endnote w:type="continuationSeparator" w:id="0">
-    <w:p>
-      <w:pPr>
-        <w:spacing w:after="0" w:line="240" w:lineRule="auto"/>
-      </w:pPr>
-      <w:r>
-        <w:rPr>
-          <w:rStyle w:val="EndnoteReference"/>
-        </w:rPr>
-        <w:endnoteRef/>
-      </w:r>
-      <w:r>
-        <w:continuationSeparator/>
-      </w:r>
-    </w:p>
-  </w:endnote>
-</w:endnotes>
-</file>
-
-<file path=word/footnotes.xml><?xml version="1.0" encoding="utf-8"?>
-<w:footnotes xmlns:wpc="http://schemas.microsoft.com/office/word/2010/wordprocessingCanvas" xmlns:mc="http://schemas.openxmlformats.org/markup-compatibility/2006" xmlns:o="urn:schemas-microsoft-com:office:office" xmlns:r="http://schemas.openxmlformats.org/officeDocument/2006/relationships" xmlns:m="http://schemas.openxmlformats.org/officeDocument/2006/math" xmlns:v="urn:schemas-microsoft-com:vml" xmlns:wp14="http://schemas.microsoft.com/office/word/2010/wordprocessingDrawing" xmlns:wp="http://schemas.openxmlformats.org/drawingml/2006/wordprocessingDrawing" xmlns:w10="urn:schemas-microsoft-com:office:word" xmlns:w="http://schemas.openxmlformats.org/wordprocessingml/2006/main" xmlns:w14="http://schemas.microsoft.com/office/word/2010/wordml" xmlns:w15="http://schemas.microsoft.com/office/word/2012/wordml" xmlns:wpg="http://schemas.microsoft.com/office/word/2010/wordprocessingGroup" xmlns:wpi="http://schemas.microsoft.com/office/word/2010/wordprocessingInk" xmlns:wne="http://schemas.microsoft.com/office/word/2006/wordml" xmlns:wps="http://schemas.microsoft.com/office/word/2010/wordprocessingShape" mc:Ignorable="w14 w15 wp14">
-  <w:footnote w:type="separator" w:id="-1">
-    <w:p>
-      <w:pPr>
-        <w:spacing w:after="0" w:line="240" w:lineRule="auto"/>
-      </w:pPr>
-      <w:r>
-        <w:rPr>
-          <w:rStyle w:val="FootnoteReference"/>
-        </w:rPr>
-        <w:footnoteRef/>
-      </w:r>
-      <w:r>
-        <w:separator/>
-      </w:r>
-    </w:p>
-  </w:footnote>
-  <w:footnote w:type="continuationSeparator" w:id="0">
-    <w:p>
-      <w:pPr>
-        <w:spacing w:after="0" w:line="240" w:lineRule="auto"/>
-      </w:pPr>
-      <w:r>
-        <w:rPr>
-          <w:rStyle w:val="FootnoteReference"/>
-        </w:rPr>
-        <w:footnoteRef/>
-      </w:r>
-      <w:r>
-        <w:continuationSeparator/>
-      </w:r>
-    </w:p>
-  </w:footnote>
-</w:footnotes>
-</file>
-
 <file path=word/numbering.xml><?xml version="1.0" encoding="utf-8"?>
-<w:numbering xmlns:wpc="http://schemas.microsoft.com/office/word/2010/wordprocessingCanvas" xmlns:mc="http://schemas.openxmlformats.org/markup-compatibility/2006" xmlns:o="urn:schemas-microsoft-com:office:office" xmlns:r="http://schemas.openxmlformats.org/officeDocument/2006/relationships" xmlns:m="http://schemas.openxmlformats.org/officeDocument/2006/math" xmlns:v="urn:schemas-microsoft-com:vml" xmlns:wp14="http://schemas.microsoft.com/office/word/2010/wordprocessingDrawing" xmlns:wp="http://schemas.openxmlformats.org/drawingml/2006/wordprocessingDrawing" xmlns:w10="urn:schemas-microsoft-com:office:word" xmlns:w="http://schemas.openxmlformats.org/wordprocessingml/2006/main" xmlns:w14="http://schemas.microsoft.com/office/word/2010/wordml" xmlns:w15="http://schemas.microsoft.com/office/word/2012/wordml" xmlns:wpg="http://schemas.microsoft.com/office/word/2010/wordprocessingGroup" xmlns:wpi="http://schemas.microsoft.com/office/word/2010/wordprocessingInk" xmlns:wne="http://schemas.microsoft.com/office/word/2006/wordml" xmlns:wps="http://schemas.microsoft.com/office/word/2010/wordprocessingShape" mc:Ignorable="w14 w15 wp14">
-  <w:abstractNum w:abstractNumId="1" w15:restartNumberingAfterBreak="0">
+<w:numbering xmlns:wpc="http://schemas.microsoft.com/office/word/2010/wordprocessingCanvas" xmlns:cx="http://schemas.microsoft.com/office/drawing/2014/chartex" xmlns:cx1="http://schemas.microsoft.com/office/drawing/2015/9/8/chartex" xmlns:cx2="http://schemas.microsoft.com/office/drawing/2015/10/21/chartex" xmlns:cx3="http://schemas.microsoft.com/office/drawing/2016/5/9/chartex" xmlns:cx4="http://schemas.microsoft.com/office/drawing/2016/5/10/chartex" xmlns:cx5="http://schemas.microsoft.com/office/drawing/2016/5/11/chartex" xmlns:cx6="http://schemas.microsoft.com/office/drawing/2016/5/12/chartex" xmlns:cx7="http://schemas.microsoft.com/office/drawing/2016/5/13/chartex" xmlns:cx8="http://schemas.microsoft.com/office/drawing/2016/5/14/chartex" xmlns:mc="http://schemas.openxmlformats.org/markup-compatibility/2006" xmlns:aink="http://schemas.microsoft.com/office/drawing/2016/ink" xmlns:am3d="http://schemas.microsoft.com/office/drawing/2017/model3d" xmlns:o="urn:schemas-microsoft-com:office:office" xmlns:r="http://schemas.openxmlformats.org/officeDocument/2006/relationships" xmlns:m="http://schemas.openxmlformats.org/officeDocument/2006/math" xmlns:v="urn:schemas-microsoft-com:vml" xmlns:wp14="http://schemas.microsoft.com/office/word/2010/wordprocessingDrawing" xmlns:wp="http://schemas.openxmlformats.org/drawingml/2006/wordprocessingDrawing" xmlns:w10="urn:schemas-microsoft-com:office:word" xmlns:w="http://schemas.openxmlformats.org/wordprocessingml/2006/main" xmlns:w14="http://schemas.microsoft.com/office/word/2010/wordml" xmlns:w15="http://schemas.microsoft.com/office/word/2012/wordml" xmlns:w16cex="http://schemas.microsoft.com/office/word/2018/wordml/cex" xmlns:w16cid="http://schemas.microsoft.com/office/word/2016/wordml/cid" xmlns:w16="http://schemas.microsoft.com/office/word/2018/wordml" xmlns:w16sdtdh="http://schemas.microsoft.com/office/word/2020/wordml/sdtdatahash" xmlns:w16se="http://schemas.microsoft.com/office/word/2015/wordml/symex" xmlns:wpg="http://schemas.microsoft.com/office/word/2010/wordprocessingGroup" xmlns:wpi="http://schemas.microsoft.com/office/word/2010/wordprocessingInk" xmlns:wne="http://schemas.microsoft.com/office/word/2006/wordml" xmlns:wps="http://schemas.microsoft.com/office/word/2010/wordprocessingShape" mc:Ignorable="w14 w15 w16se w16cid w16 w16cex w16sdtdh wp14">
+  <w:abstractNum w:abstractNumId="0" w15:restartNumberingAfterBreak="0">
+    <w:nsid w:val="360F1A08"/>
     <w:multiLevelType w:val="hybridMultilevel"/>
-    <w:lvl w:ilvl="0" w15:tentative="1">
+    <w:tmpl w:val="A23A0F96"/>
+    <w:lvl w:ilvl="0" w:tplc="4C0E25B2">
       <w:start w:val="1"/>
       <w:numFmt w:val="bullet"/>
       <w:lvlText w:val="●"/>
@@ -1136,7 +1702,7 @@
         <w:ind w:left="720" w:hanging="360"/>
       </w:pPr>
     </w:lvl>
-    <w:lvl w:ilvl="1" w15:tentative="1">
+    <w:lvl w:ilvl="1" w:tplc="6FEACA1A">
       <w:start w:val="1"/>
       <w:numFmt w:val="bullet"/>
       <w:lvlText w:val="○"/>
@@ -1145,7 +1711,7 @@
         <w:ind w:left="1440" w:hanging="360"/>
       </w:pPr>
     </w:lvl>
-    <w:lvl w:ilvl="2" w15:tentative="1">
+    <w:lvl w:ilvl="2" w:tplc="F24E490A">
       <w:start w:val="1"/>
       <w:numFmt w:val="bullet"/>
       <w:lvlText w:val="■"/>
@@ -1154,7 +1720,7 @@
         <w:ind w:left="2160" w:hanging="360"/>
       </w:pPr>
     </w:lvl>
-    <w:lvl w:ilvl="3" w15:tentative="1">
+    <w:lvl w:ilvl="3" w:tplc="596862C2">
       <w:start w:val="1"/>
       <w:numFmt w:val="bullet"/>
       <w:lvlText w:val="●"/>
@@ -1163,7 +1729,7 @@
         <w:ind w:left="2880" w:hanging="360"/>
       </w:pPr>
     </w:lvl>
-    <w:lvl w:ilvl="4" w15:tentative="1">
+    <w:lvl w:ilvl="4" w:tplc="2592DF76">
       <w:start w:val="1"/>
       <w:numFmt w:val="bullet"/>
       <w:lvlText w:val="○"/>
@@ -1172,7 +1738,7 @@
         <w:ind w:left="3600" w:hanging="360"/>
       </w:pPr>
     </w:lvl>
-    <w:lvl w:ilvl="5" w15:tentative="1">
+    <w:lvl w:ilvl="5" w:tplc="33D0287E">
       <w:start w:val="1"/>
       <w:numFmt w:val="bullet"/>
       <w:lvlText w:val="■"/>
@@ -1181,7 +1747,7 @@
         <w:ind w:left="4320" w:hanging="360"/>
       </w:pPr>
     </w:lvl>
-    <w:lvl w:ilvl="6" w15:tentative="1">
+    <w:lvl w:ilvl="6" w:tplc="D6B43A08">
       <w:start w:val="1"/>
       <w:numFmt w:val="bullet"/>
       <w:lvlText w:val="●"/>
@@ -1190,7 +1756,7 @@
         <w:ind w:left="5040" w:hanging="360"/>
       </w:pPr>
     </w:lvl>
-    <w:lvl w:ilvl="7" w15:tentative="1">
+    <w:lvl w:ilvl="7" w:tplc="9FE6BA14">
       <w:start w:val="1"/>
       <w:numFmt w:val="bullet"/>
       <w:lvlText w:val="●"/>
@@ -1199,7 +1765,7 @@
         <w:ind w:left="5760" w:hanging="360"/>
       </w:pPr>
     </w:lvl>
-    <w:lvl w:ilvl="8" w15:tentative="1">
+    <w:lvl w:ilvl="8" w:tplc="18C8207A">
       <w:start w:val="1"/>
       <w:numFmt w:val="bullet"/>
       <w:lvlText w:val="●"/>
@@ -1210,7 +1776,7 @@
     </w:lvl>
   </w:abstractNum>
   <w:num w:numId="1">
-    <w:abstractNumId w:val="1"/>
+    <w:abstractNumId w:val="0"/>
     <w:lvlOverride w:ilvl="0">
       <w:startOverride w:val="1"/>
     </w:lvlOverride>
@@ -1219,107 +1785,534 @@
 </file>
 
 <file path=word/styles.xml><?xml version="1.0" encoding="utf-8"?>
-<w:styles xmlns:mc="http://schemas.openxmlformats.org/markup-compatibility/2006" xmlns:r="http://schemas.openxmlformats.org/officeDocument/2006/relationships" xmlns:w="http://schemas.openxmlformats.org/wordprocessingml/2006/main" xmlns:w14="http://schemas.microsoft.com/office/word/2010/wordml" xmlns:w15="http://schemas.microsoft.com/office/word/2012/wordml" mc:Ignorable="w14 w15">
+<w:styles xmlns:mc="http://schemas.openxmlformats.org/markup-compatibility/2006" xmlns:r="http://schemas.openxmlformats.org/officeDocument/2006/relationships" xmlns:w="http://schemas.openxmlformats.org/wordprocessingml/2006/main" xmlns:w14="http://schemas.microsoft.com/office/word/2010/wordml" xmlns:w15="http://schemas.microsoft.com/office/word/2012/wordml" xmlns:w16cex="http://schemas.microsoft.com/office/word/2018/wordml/cex" xmlns:w16cid="http://schemas.microsoft.com/office/word/2016/wordml/cid" xmlns:w16="http://schemas.microsoft.com/office/word/2018/wordml" xmlns:w16sdtdh="http://schemas.microsoft.com/office/word/2020/wordml/sdtdatahash" xmlns:w16se="http://schemas.microsoft.com/office/word/2015/wordml/symex" mc:Ignorable="w14 w15 w16se w16cid w16 w16cex w16sdtdh">
   <w:docDefaults>
     <w:rPrDefault>
       <w:rPr>
-        <w:rFonts w:ascii="Times New Roman" w:cs="Times New Roman" w:eastAsia="Times New Roman" w:hAnsi="Times New Roman"/>
+        <w:rFonts w:ascii="Times New Roman" w:eastAsia="Times New Roman" w:hAnsi="Times New Roman" w:cs="Times New Roman"/>
         <w:sz w:val="28"/>
         <w:szCs w:val="28"/>
+        <w:lang w:val="ru-RU" w:eastAsia="ru-RU" w:bidi="ar-SA"/>
       </w:rPr>
     </w:rPrDefault>
     <w:pPrDefault/>
   </w:docDefaults>
-  <w:style w:type="paragraph" w:styleId="Title">
+  <w:latentStyles w:defLockedState="0" w:defUIPriority="99" w:defSemiHidden="0" w:defUnhideWhenUsed="0" w:defQFormat="0" w:count="376">
+    <w:lsdException w:name="Normal" w:uiPriority="0" w:qFormat="1"/>
+    <w:lsdException w:name="heading 1" w:uiPriority="9" w:qFormat="1"/>
+    <w:lsdException w:name="heading 2" w:semiHidden="1" w:uiPriority="9" w:unhideWhenUsed="1" w:qFormat="1"/>
+    <w:lsdException w:name="heading 3" w:semiHidden="1" w:uiPriority="9" w:unhideWhenUsed="1" w:qFormat="1"/>
+    <w:lsdException w:name="heading 4" w:semiHidden="1" w:uiPriority="9" w:unhideWhenUsed="1" w:qFormat="1"/>
+    <w:lsdException w:name="heading 5" w:semiHidden="1" w:uiPriority="9" w:unhideWhenUsed="1" w:qFormat="1"/>
+    <w:lsdException w:name="heading 6" w:semiHidden="1" w:uiPriority="9" w:unhideWhenUsed="1" w:qFormat="1"/>
+    <w:lsdException w:name="heading 7" w:semiHidden="1" w:uiPriority="9" w:unhideWhenUsed="1" w:qFormat="1"/>
+    <w:lsdException w:name="heading 8" w:semiHidden="1" w:uiPriority="9" w:unhideWhenUsed="1" w:qFormat="1"/>
+    <w:lsdException w:name="heading 9" w:semiHidden="1" w:uiPriority="9" w:unhideWhenUsed="1" w:qFormat="1"/>
+    <w:lsdException w:name="index 1" w:semiHidden="1" w:unhideWhenUsed="1"/>
+    <w:lsdException w:name="index 2" w:semiHidden="1" w:unhideWhenUsed="1"/>
+    <w:lsdException w:name="index 3" w:semiHidden="1" w:unhideWhenUsed="1"/>
+    <w:lsdException w:name="index 4" w:semiHidden="1" w:unhideWhenUsed="1"/>
+    <w:lsdException w:name="index 5" w:semiHidden="1" w:unhideWhenUsed="1"/>
+    <w:lsdException w:name="index 6" w:semiHidden="1" w:unhideWhenUsed="1"/>
+    <w:lsdException w:name="index 7" w:semiHidden="1" w:unhideWhenUsed="1"/>
+    <w:lsdException w:name="index 8" w:semiHidden="1" w:unhideWhenUsed="1"/>
+    <w:lsdException w:name="index 9" w:semiHidden="1" w:unhideWhenUsed="1"/>
+    <w:lsdException w:name="toc 1" w:semiHidden="1" w:uiPriority="39" w:unhideWhenUsed="1"/>
+    <w:lsdException w:name="toc 2" w:semiHidden="1" w:uiPriority="39" w:unhideWhenUsed="1"/>
+    <w:lsdException w:name="toc 3" w:semiHidden="1" w:uiPriority="39" w:unhideWhenUsed="1"/>
+    <w:lsdException w:name="toc 4" w:semiHidden="1" w:uiPriority="39" w:unhideWhenUsed="1"/>
+    <w:lsdException w:name="toc 5" w:semiHidden="1" w:uiPriority="39" w:unhideWhenUsed="1"/>
+    <w:lsdException w:name="toc 6" w:semiHidden="1" w:uiPriority="39" w:unhideWhenUsed="1"/>
+    <w:lsdException w:name="toc 7" w:semiHidden="1" w:uiPriority="39" w:unhideWhenUsed="1"/>
+    <w:lsdException w:name="toc 8" w:semiHidden="1" w:uiPriority="39" w:unhideWhenUsed="1"/>
+    <w:lsdException w:name="toc 9" w:semiHidden="1" w:uiPriority="39" w:unhideWhenUsed="1"/>
+    <w:lsdException w:name="Normal Indent" w:semiHidden="1" w:unhideWhenUsed="1"/>
+    <w:lsdException w:name="footnote text" w:semiHidden="1" w:unhideWhenUsed="1"/>
+    <w:lsdException w:name="annotation text" w:semiHidden="1" w:unhideWhenUsed="1"/>
+    <w:lsdException w:name="header" w:semiHidden="1" w:unhideWhenUsed="1"/>
+    <w:lsdException w:name="footer" w:semiHidden="1" w:unhideWhenUsed="1"/>
+    <w:lsdException w:name="index heading" w:semiHidden="1" w:unhideWhenUsed="1"/>
+    <w:lsdException w:name="caption" w:semiHidden="1" w:uiPriority="35" w:unhideWhenUsed="1" w:qFormat="1"/>
+    <w:lsdException w:name="table of figures" w:semiHidden="1" w:unhideWhenUsed="1"/>
+    <w:lsdException w:name="envelope address" w:semiHidden="1" w:unhideWhenUsed="1"/>
+    <w:lsdException w:name="envelope return" w:semiHidden="1" w:unhideWhenUsed="1"/>
+    <w:lsdException w:name="footnote reference" w:semiHidden="1" w:unhideWhenUsed="1"/>
+    <w:lsdException w:name="annotation reference" w:semiHidden="1" w:unhideWhenUsed="1"/>
+    <w:lsdException w:name="line number" w:semiHidden="1" w:unhideWhenUsed="1"/>
+    <w:lsdException w:name="page number" w:semiHidden="1" w:unhideWhenUsed="1"/>
+    <w:lsdException w:name="endnote reference" w:semiHidden="1" w:unhideWhenUsed="1"/>
+    <w:lsdException w:name="endnote text" w:semiHidden="1" w:unhideWhenUsed="1"/>
+    <w:lsdException w:name="table of authorities" w:semiHidden="1" w:unhideWhenUsed="1"/>
+    <w:lsdException w:name="macro" w:semiHidden="1" w:unhideWhenUsed="1"/>
+    <w:lsdException w:name="toa heading" w:semiHidden="1" w:unhideWhenUsed="1"/>
+    <w:lsdException w:name="List" w:semiHidden="1" w:unhideWhenUsed="1"/>
+    <w:lsdException w:name="List Bullet" w:semiHidden="1" w:unhideWhenUsed="1"/>
+    <w:lsdException w:name="List Number" w:semiHidden="1" w:unhideWhenUsed="1"/>
+    <w:lsdException w:name="List 2" w:semiHidden="1" w:unhideWhenUsed="1"/>
+    <w:lsdException w:name="List 3" w:semiHidden="1" w:unhideWhenUsed="1"/>
+    <w:lsdException w:name="List 4" w:semiHidden="1" w:unhideWhenUsed="1"/>
+    <w:lsdException w:name="List 5" w:semiHidden="1" w:unhideWhenUsed="1"/>
+    <w:lsdException w:name="List Bullet 2" w:semiHidden="1" w:unhideWhenUsed="1"/>
+    <w:lsdException w:name="List Bullet 3" w:semiHidden="1" w:unhideWhenUsed="1"/>
+    <w:lsdException w:name="List Bullet 4" w:semiHidden="1" w:unhideWhenUsed="1"/>
+    <w:lsdException w:name="List Bullet 5" w:semiHidden="1" w:unhideWhenUsed="1"/>
+    <w:lsdException w:name="List Number 2" w:semiHidden="1" w:unhideWhenUsed="1"/>
+    <w:lsdException w:name="List Number 3" w:semiHidden="1" w:unhideWhenUsed="1"/>
+    <w:lsdException w:name="List Number 4" w:semiHidden="1" w:unhideWhenUsed="1"/>
+    <w:lsdException w:name="List Number 5" w:semiHidden="1" w:unhideWhenUsed="1"/>
+    <w:lsdException w:name="Title" w:uiPriority="10" w:qFormat="1"/>
+    <w:lsdException w:name="Closing" w:semiHidden="1" w:unhideWhenUsed="1"/>
+    <w:lsdException w:name="Signature" w:semiHidden="1" w:unhideWhenUsed="1"/>
+    <w:lsdException w:name="Default Paragraph Font" w:semiHidden="1" w:uiPriority="1" w:unhideWhenUsed="1"/>
+    <w:lsdException w:name="Body Text" w:semiHidden="1" w:unhideWhenUsed="1"/>
+    <w:lsdException w:name="Body Text Indent" w:semiHidden="1" w:unhideWhenUsed="1"/>
+    <w:lsdException w:name="List Continue" w:semiHidden="1" w:unhideWhenUsed="1"/>
+    <w:lsdException w:name="List Continue 2" w:semiHidden="1" w:unhideWhenUsed="1"/>
+    <w:lsdException w:name="List Continue 3" w:semiHidden="1" w:unhideWhenUsed="1"/>
+    <w:lsdException w:name="List Continue 4" w:semiHidden="1" w:unhideWhenUsed="1"/>
+    <w:lsdException w:name="List Continue 5" w:semiHidden="1" w:unhideWhenUsed="1"/>
+    <w:lsdException w:name="Message Header" w:semiHidden="1" w:unhideWhenUsed="1"/>
+    <w:lsdException w:name="Subtitle" w:uiPriority="11" w:qFormat="1"/>
+    <w:lsdException w:name="Salutation" w:semiHidden="1" w:unhideWhenUsed="1"/>
+    <w:lsdException w:name="Date" w:semiHidden="1" w:unhideWhenUsed="1"/>
+    <w:lsdException w:name="Body Text First Indent" w:semiHidden="1" w:unhideWhenUsed="1"/>
+    <w:lsdException w:name="Body Text First Indent 2" w:semiHidden="1" w:unhideWhenUsed="1"/>
+    <w:lsdException w:name="Note Heading" w:semiHidden="1" w:unhideWhenUsed="1"/>
+    <w:lsdException w:name="Body Text 2" w:semiHidden="1" w:unhideWhenUsed="1"/>
+    <w:lsdException w:name="Body Text 3" w:semiHidden="1" w:unhideWhenUsed="1"/>
+    <w:lsdException w:name="Body Text Indent 2" w:semiHidden="1" w:unhideWhenUsed="1"/>
+    <w:lsdException w:name="Body Text Indent 3" w:semiHidden="1" w:unhideWhenUsed="1"/>
+    <w:lsdException w:name="Block Text" w:semiHidden="1" w:unhideWhenUsed="1"/>
+    <w:lsdException w:name="Hyperlink" w:semiHidden="1" w:unhideWhenUsed="1"/>
+    <w:lsdException w:name="FollowedHyperlink" w:semiHidden="1" w:unhideWhenUsed="1"/>
+    <w:lsdException w:name="Strong" w:uiPriority="22" w:qFormat="1"/>
+    <w:lsdException w:name="Emphasis" w:uiPriority="20" w:qFormat="1"/>
+    <w:lsdException w:name="Document Map" w:semiHidden="1" w:unhideWhenUsed="1"/>
+    <w:lsdException w:name="Plain Text" w:semiHidden="1" w:unhideWhenUsed="1"/>
+    <w:lsdException w:name="E-mail Signature" w:semiHidden="1" w:unhideWhenUsed="1"/>
+    <w:lsdException w:name="HTML Top of Form" w:semiHidden="1" w:unhideWhenUsed="1"/>
+    <w:lsdException w:name="HTML Bottom of Form" w:semiHidden="1" w:unhideWhenUsed="1"/>
+    <w:lsdException w:name="Normal (Web)" w:semiHidden="1" w:unhideWhenUsed="1"/>
+    <w:lsdException w:name="HTML Acronym" w:semiHidden="1" w:unhideWhenUsed="1"/>
+    <w:lsdException w:name="HTML Address" w:semiHidden="1" w:unhideWhenUsed="1"/>
+    <w:lsdException w:name="HTML Cite" w:semiHidden="1" w:unhideWhenUsed="1"/>
+    <w:lsdException w:name="HTML Code" w:semiHidden="1" w:unhideWhenUsed="1"/>
+    <w:lsdException w:name="HTML Definition" w:semiHidden="1" w:unhideWhenUsed="1"/>
+    <w:lsdException w:name="HTML Keyboard" w:semiHidden="1" w:unhideWhenUsed="1"/>
+    <w:lsdException w:name="HTML Preformatted" w:semiHidden="1" w:unhideWhenUsed="1"/>
+    <w:lsdException w:name="HTML Sample" w:semiHidden="1" w:unhideWhenUsed="1"/>
+    <w:lsdException w:name="HTML Typewriter" w:semiHidden="1" w:unhideWhenUsed="1"/>
+    <w:lsdException w:name="HTML Variable" w:semiHidden="1" w:unhideWhenUsed="1"/>
+    <w:lsdException w:name="Normal Table" w:semiHidden="1" w:unhideWhenUsed="1"/>
+    <w:lsdException w:name="annotation subject" w:semiHidden="1" w:unhideWhenUsed="1"/>
+    <w:lsdException w:name="No List" w:semiHidden="1" w:unhideWhenUsed="1"/>
+    <w:lsdException w:name="Outline List 1" w:semiHidden="1" w:unhideWhenUsed="1"/>
+    <w:lsdException w:name="Outline List 2" w:semiHidden="1" w:unhideWhenUsed="1"/>
+    <w:lsdException w:name="Outline List 3" w:semiHidden="1" w:unhideWhenUsed="1"/>
+    <w:lsdException w:name="Table Simple 1" w:semiHidden="1" w:unhideWhenUsed="1"/>
+    <w:lsdException w:name="Table Simple 2" w:semiHidden="1" w:unhideWhenUsed="1"/>
+    <w:lsdException w:name="Table Simple 3" w:semiHidden="1" w:unhideWhenUsed="1"/>
+    <w:lsdException w:name="Table Classic 1" w:semiHidden="1" w:unhideWhenUsed="1"/>
+    <w:lsdException w:name="Table Classic 2" w:semiHidden="1" w:unhideWhenUsed="1"/>
+    <w:lsdException w:name="Table Classic 3" w:semiHidden="1" w:unhideWhenUsed="1"/>
+    <w:lsdException w:name="Table Classic 4" w:semiHidden="1" w:unhideWhenUsed="1"/>
+    <w:lsdException w:name="Table Colorful 1" w:semiHidden="1" w:unhideWhenUsed="1"/>
+    <w:lsdException w:name="Table Colorful 2" w:semiHidden="1" w:unhideWhenUsed="1"/>
+    <w:lsdException w:name="Table Colorful 3" w:semiHidden="1" w:unhideWhenUsed="1"/>
+    <w:lsdException w:name="Table Columns 1" w:semiHidden="1" w:unhideWhenUsed="1"/>
+    <w:lsdException w:name="Table Columns 2" w:semiHidden="1" w:unhideWhenUsed="1"/>
+    <w:lsdException w:name="Table Columns 3" w:semiHidden="1" w:unhideWhenUsed="1"/>
+    <w:lsdException w:name="Table Columns 4" w:semiHidden="1" w:unhideWhenUsed="1"/>
+    <w:lsdException w:name="Table Columns 5" w:semiHidden="1" w:unhideWhenUsed="1"/>
+    <w:lsdException w:name="Table Grid 1" w:semiHidden="1" w:unhideWhenUsed="1"/>
+    <w:lsdException w:name="Table Grid 2" w:semiHidden="1" w:unhideWhenUsed="1"/>
+    <w:lsdException w:name="Table Grid 3" w:semiHidden="1" w:unhideWhenUsed="1"/>
+    <w:lsdException w:name="Table Grid 4" w:semiHidden="1" w:unhideWhenUsed="1"/>
+    <w:lsdException w:name="Table Grid 5" w:semiHidden="1" w:unhideWhenUsed="1"/>
+    <w:lsdException w:name="Table Grid 6" w:semiHidden="1" w:unhideWhenUsed="1"/>
+    <w:lsdException w:name="Table Grid 7" w:semiHidden="1" w:unhideWhenUsed="1"/>
+    <w:lsdException w:name="Table Grid 8" w:semiHidden="1" w:unhideWhenUsed="1"/>
+    <w:lsdException w:name="Table List 1" w:semiHidden="1" w:unhideWhenUsed="1"/>
+    <w:lsdException w:name="Table List 2" w:semiHidden="1" w:unhideWhenUsed="1"/>
+    <w:lsdException w:name="Table List 3" w:semiHidden="1" w:unhideWhenUsed="1"/>
+    <w:lsdException w:name="Table List 4" w:semiHidden="1" w:unhideWhenUsed="1"/>
+    <w:lsdException w:name="Table List 5" w:semiHidden="1" w:unhideWhenUsed="1"/>
+    <w:lsdException w:name="Table List 6" w:semiHidden="1" w:unhideWhenUsed="1"/>
+    <w:lsdException w:name="Table List 7" w:semiHidden="1" w:unhideWhenUsed="1"/>
+    <w:lsdException w:name="Table List 8" w:semiHidden="1" w:unhideWhenUsed="1"/>
+    <w:lsdException w:name="Table 3D effects 1" w:semiHidden="1" w:unhideWhenUsed="1"/>
+    <w:lsdException w:name="Table 3D effects 2" w:semiHidden="1" w:unhideWhenUsed="1"/>
+    <w:lsdException w:name="Table 3D effects 3" w:semiHidden="1" w:unhideWhenUsed="1"/>
+    <w:lsdException w:name="Table Contemporary" w:semiHidden="1" w:unhideWhenUsed="1"/>
+    <w:lsdException w:name="Table Elegant" w:semiHidden="1" w:unhideWhenUsed="1"/>
+    <w:lsdException w:name="Table Professional" w:semiHidden="1" w:unhideWhenUsed="1"/>
+    <w:lsdException w:name="Table Subtle 1" w:semiHidden="1" w:unhideWhenUsed="1"/>
+    <w:lsdException w:name="Table Subtle 2" w:semiHidden="1" w:unhideWhenUsed="1"/>
+    <w:lsdException w:name="Table Web 1" w:semiHidden="1" w:unhideWhenUsed="1"/>
+    <w:lsdException w:name="Table Web 2" w:semiHidden="1" w:unhideWhenUsed="1"/>
+    <w:lsdException w:name="Table Web 3" w:semiHidden="1" w:unhideWhenUsed="1"/>
+    <w:lsdException w:name="Balloon Text" w:semiHidden="1" w:unhideWhenUsed="1"/>
+    <w:lsdException w:name="Table Grid" w:uiPriority="39"/>
+    <w:lsdException w:name="Table Theme" w:semiHidden="1" w:unhideWhenUsed="1"/>
+    <w:lsdException w:name="Placeholder Text" w:semiHidden="1"/>
+    <w:lsdException w:name="No Spacing" w:uiPriority="1" w:qFormat="1"/>
+    <w:lsdException w:name="Light Shading" w:uiPriority="60"/>
+    <w:lsdException w:name="Light List" w:uiPriority="61"/>
+    <w:lsdException w:name="Light Grid" w:uiPriority="62"/>
+    <w:lsdException w:name="Medium Shading 1" w:uiPriority="63"/>
+    <w:lsdException w:name="Medium Shading 2" w:uiPriority="64"/>
+    <w:lsdException w:name="Medium List 1" w:uiPriority="65"/>
+    <w:lsdException w:name="Medium List 2" w:uiPriority="66"/>
+    <w:lsdException w:name="Medium Grid 1" w:uiPriority="67"/>
+    <w:lsdException w:name="Medium Grid 2" w:uiPriority="68"/>
+    <w:lsdException w:name="Medium Grid 3" w:uiPriority="69"/>
+    <w:lsdException w:name="Dark List" w:uiPriority="70"/>
+    <w:lsdException w:name="Colorful Shading" w:uiPriority="71"/>
+    <w:lsdException w:name="Colorful List" w:uiPriority="72"/>
+    <w:lsdException w:name="Colorful Grid" w:uiPriority="73"/>
+    <w:lsdException w:name="Light Shading Accent 1" w:uiPriority="60"/>
+    <w:lsdException w:name="Light List Accent 1" w:uiPriority="61"/>
+    <w:lsdException w:name="Light Grid Accent 1" w:uiPriority="62"/>
+    <w:lsdException w:name="Medium Shading 1 Accent 1" w:uiPriority="63"/>
+    <w:lsdException w:name="Medium Shading 2 Accent 1" w:uiPriority="64"/>
+    <w:lsdException w:name="Medium List 1 Accent 1" w:uiPriority="65"/>
+    <w:lsdException w:name="Revision" w:semiHidden="1"/>
+    <w:lsdException w:name="List Paragraph" w:uiPriority="34" w:qFormat="1"/>
+    <w:lsdException w:name="Quote" w:uiPriority="29" w:qFormat="1"/>
+    <w:lsdException w:name="Intense Quote" w:uiPriority="30" w:qFormat="1"/>
+    <w:lsdException w:name="Medium List 2 Accent 1" w:uiPriority="66"/>
+    <w:lsdException w:name="Medium Grid 1 Accent 1" w:uiPriority="67"/>
+    <w:lsdException w:name="Medium Grid 2 Accent 1" w:uiPriority="68"/>
+    <w:lsdException w:name="Medium Grid 3 Accent 1" w:uiPriority="69"/>
+    <w:lsdException w:name="Dark List Accent 1" w:uiPriority="70"/>
+    <w:lsdException w:name="Colorful Shading Accent 1" w:uiPriority="71"/>
+    <w:lsdException w:name="Colorful List Accent 1" w:uiPriority="72"/>
+    <w:lsdException w:name="Colorful Grid Accent 1" w:uiPriority="73"/>
+    <w:lsdException w:name="Light Shading Accent 2" w:uiPriority="60"/>
+    <w:lsdException w:name="Light List Accent 2" w:uiPriority="61"/>
+    <w:lsdException w:name="Light Grid Accent 2" w:uiPriority="62"/>
+    <w:lsdException w:name="Medium Shading 1 Accent 2" w:uiPriority="63"/>
+    <w:lsdException w:name="Medium Shading 2 Accent 2" w:uiPriority="64"/>
+    <w:lsdException w:name="Medium List 1 Accent 2" w:uiPriority="65"/>
+    <w:lsdException w:name="Medium List 2 Accent 2" w:uiPriority="66"/>
+    <w:lsdException w:name="Medium Grid 1 Accent 2" w:uiPriority="67"/>
+    <w:lsdException w:name="Medium Grid 2 Accent 2" w:uiPriority="68"/>
+    <w:lsdException w:name="Medium Grid 3 Accent 2" w:uiPriority="69"/>
+    <w:lsdException w:name="Dark List Accent 2" w:uiPriority="70"/>
+    <w:lsdException w:name="Colorful Shading Accent 2" w:uiPriority="71"/>
+    <w:lsdException w:name="Colorful List Accent 2" w:uiPriority="72"/>
+    <w:lsdException w:name="Colorful Grid Accent 2" w:uiPriority="73"/>
+    <w:lsdException w:name="Light Shading Accent 3" w:uiPriority="60"/>
+    <w:lsdException w:name="Light List Accent 3" w:uiPriority="61"/>
+    <w:lsdException w:name="Light Grid Accent 3" w:uiPriority="62"/>
+    <w:lsdException w:name="Medium Shading 1 Accent 3" w:uiPriority="63"/>
+    <w:lsdException w:name="Medium Shading 2 Accent 3" w:uiPriority="64"/>
+    <w:lsdException w:name="Medium List 1 Accent 3" w:uiPriority="65"/>
+    <w:lsdException w:name="Medium List 2 Accent 3" w:uiPriority="66"/>
+    <w:lsdException w:name="Medium Grid 1 Accent 3" w:uiPriority="67"/>
+    <w:lsdException w:name="Medium Grid 2 Accent 3" w:uiPriority="68"/>
+    <w:lsdException w:name="Medium Grid 3 Accent 3" w:uiPriority="69"/>
+    <w:lsdException w:name="Dark List Accent 3" w:uiPriority="70"/>
+    <w:lsdException w:name="Colorful Shading Accent 3" w:uiPriority="71"/>
+    <w:lsdException w:name="Colorful List Accent 3" w:uiPriority="72"/>
+    <w:lsdException w:name="Colorful Grid Accent 3" w:uiPriority="73"/>
+    <w:lsdException w:name="Light Shading Accent 4" w:uiPriority="60"/>
+    <w:lsdException w:name="Light List Accent 4" w:uiPriority="61"/>
+    <w:lsdException w:name="Light Grid Accent 4" w:uiPriority="62"/>
+    <w:lsdException w:name="Medium Shading 1 Accent 4" w:uiPriority="63"/>
+    <w:lsdException w:name="Medium Shading 2 Accent 4" w:uiPriority="64"/>
+    <w:lsdException w:name="Medium List 1 Accent 4" w:uiPriority="65"/>
+    <w:lsdException w:name="Medium List 2 Accent 4" w:uiPriority="66"/>
+    <w:lsdException w:name="Medium Grid 1 Accent 4" w:uiPriority="67"/>
+    <w:lsdException w:name="Medium Grid 2 Accent 4" w:uiPriority="68"/>
+    <w:lsdException w:name="Medium Grid 3 Accent 4" w:uiPriority="69"/>
+    <w:lsdException w:name="Dark List Accent 4" w:uiPriority="70"/>
+    <w:lsdException w:name="Colorful Shading Accent 4" w:uiPriority="71"/>
+    <w:lsdException w:name="Colorful List Accent 4" w:uiPriority="72"/>
+    <w:lsdException w:name="Colorful Grid Accent 4" w:uiPriority="73"/>
+    <w:lsdException w:name="Light Shading Accent 5" w:uiPriority="60"/>
+    <w:lsdException w:name="Light List Accent 5" w:uiPriority="61"/>
+    <w:lsdException w:name="Light Grid Accent 5" w:uiPriority="62"/>
+    <w:lsdException w:name="Medium Shading 1 Accent 5" w:uiPriority="63"/>
+    <w:lsdException w:name="Medium Shading 2 Accent 5" w:uiPriority="64"/>
+    <w:lsdException w:name="Medium List 1 Accent 5" w:uiPriority="65"/>
+    <w:lsdException w:name="Medium List 2 Accent 5" w:uiPriority="66"/>
+    <w:lsdException w:name="Medium Grid 1 Accent 5" w:uiPriority="67"/>
+    <w:lsdException w:name="Medium Grid 2 Accent 5" w:uiPriority="68"/>
+    <w:lsdException w:name="Medium Grid 3 Accent 5" w:uiPriority="69"/>
+    <w:lsdException w:name="Dark List Accent 5" w:uiPriority="70"/>
+    <w:lsdException w:name="Colorful Shading Accent 5" w:uiPriority="71"/>
+    <w:lsdException w:name="Colorful List Accent 5" w:uiPriority="72"/>
+    <w:lsdException w:name="Colorful Grid Accent 5" w:uiPriority="73"/>
+    <w:lsdException w:name="Light Shading Accent 6" w:uiPriority="60"/>
+    <w:lsdException w:name="Light List Accent 6" w:uiPriority="61"/>
+    <w:lsdException w:name="Light Grid Accent 6" w:uiPriority="62"/>
+    <w:lsdException w:name="Medium Shading 1 Accent 6" w:uiPriority="63"/>
+    <w:lsdException w:name="Medium Shading 2 Accent 6" w:uiPriority="64"/>
+    <w:lsdException w:name="Medium List 1 Accent 6" w:uiPriority="65"/>
+    <w:lsdException w:name="Medium List 2 Accent 6" w:uiPriority="66"/>
+    <w:lsdException w:name="Medium Grid 1 Accent 6" w:uiPriority="67"/>
+    <w:lsdException w:name="Medium Grid 2 Accent 6" w:uiPriority="68"/>
+    <w:lsdException w:name="Medium Grid 3 Accent 6" w:uiPriority="69"/>
+    <w:lsdException w:name="Dark List Accent 6" w:uiPriority="70"/>
+    <w:lsdException w:name="Colorful Shading Accent 6" w:uiPriority="71"/>
+    <w:lsdException w:name="Colorful List Accent 6" w:uiPriority="72"/>
+    <w:lsdException w:name="Colorful Grid Accent 6" w:uiPriority="73"/>
+    <w:lsdException w:name="Subtle Emphasis" w:uiPriority="19" w:qFormat="1"/>
+    <w:lsdException w:name="Intense Emphasis" w:uiPriority="21" w:qFormat="1"/>
+    <w:lsdException w:name="Subtle Reference" w:uiPriority="31" w:qFormat="1"/>
+    <w:lsdException w:name="Intense Reference" w:uiPriority="32" w:qFormat="1"/>
+    <w:lsdException w:name="Book Title" w:uiPriority="33" w:qFormat="1"/>
+    <w:lsdException w:name="Bibliography" w:semiHidden="1" w:uiPriority="37" w:unhideWhenUsed="1"/>
+    <w:lsdException w:name="TOC Heading" w:semiHidden="1" w:uiPriority="39" w:unhideWhenUsed="1" w:qFormat="1"/>
+    <w:lsdException w:name="Plain Table 1" w:uiPriority="41"/>
+    <w:lsdException w:name="Plain Table 2" w:uiPriority="42"/>
+    <w:lsdException w:name="Plain Table 3" w:uiPriority="43"/>
+    <w:lsdException w:name="Plain Table 4" w:uiPriority="44"/>
+    <w:lsdException w:name="Plain Table 5" w:uiPriority="45"/>
+    <w:lsdException w:name="Grid Table Light" w:uiPriority="40"/>
+    <w:lsdException w:name="Grid Table 1 Light" w:uiPriority="46"/>
+    <w:lsdException w:name="Grid Table 2" w:uiPriority="47"/>
+    <w:lsdException w:name="Grid Table 3" w:uiPriority="48"/>
+    <w:lsdException w:name="Grid Table 4" w:uiPriority="49"/>
+    <w:lsdException w:name="Grid Table 5 Dark" w:uiPriority="50"/>
+    <w:lsdException w:name="Grid Table 6 Colorful" w:uiPriority="51"/>
+    <w:lsdException w:name="Grid Table 7 Colorful" w:uiPriority="52"/>
+    <w:lsdException w:name="Grid Table 1 Light Accent 1" w:uiPriority="46"/>
+    <w:lsdException w:name="Grid Table 2 Accent 1" w:uiPriority="47"/>
+    <w:lsdException w:name="Grid Table 3 Accent 1" w:uiPriority="48"/>
+    <w:lsdException w:name="Grid Table 4 Accent 1" w:uiPriority="49"/>
+    <w:lsdException w:name="Grid Table 5 Dark Accent 1" w:uiPriority="50"/>
+    <w:lsdException w:name="Grid Table 6 Colorful Accent 1" w:uiPriority="51"/>
+    <w:lsdException w:name="Grid Table 7 Colorful Accent 1" w:uiPriority="52"/>
+    <w:lsdException w:name="Grid Table 1 Light Accent 2" w:uiPriority="46"/>
+    <w:lsdException w:name="Grid Table 2 Accent 2" w:uiPriority="47"/>
+    <w:lsdException w:name="Grid Table 3 Accent 2" w:uiPriority="48"/>
+    <w:lsdException w:name="Grid Table 4 Accent 2" w:uiPriority="49"/>
+    <w:lsdException w:name="Grid Table 5 Dark Accent 2" w:uiPriority="50"/>
+    <w:lsdException w:name="Grid Table 6 Colorful Accent 2" w:uiPriority="51"/>
+    <w:lsdException w:name="Grid Table 7 Colorful Accent 2" w:uiPriority="52"/>
+    <w:lsdException w:name="Grid Table 1 Light Accent 3" w:uiPriority="46"/>
+    <w:lsdException w:name="Grid Table 2 Accent 3" w:uiPriority="47"/>
+    <w:lsdException w:name="Grid Table 3 Accent 3" w:uiPriority="48"/>
+    <w:lsdException w:name="Grid Table 4 Accent 3" w:uiPriority="49"/>
+    <w:lsdException w:name="Grid Table 5 Dark Accent 3" w:uiPriority="50"/>
+    <w:lsdException w:name="Grid Table 6 Colorful Accent 3" w:uiPriority="51"/>
+    <w:lsdException w:name="Grid Table 7 Colorful Accent 3" w:uiPriority="52"/>
+    <w:lsdException w:name="Grid Table 1 Light Accent 4" w:uiPriority="46"/>
+    <w:lsdException w:name="Grid Table 2 Accent 4" w:uiPriority="47"/>
+    <w:lsdException w:name="Grid Table 3 Accent 4" w:uiPriority="48"/>
+    <w:lsdException w:name="Grid Table 4 Accent 4" w:uiPriority="49"/>
+    <w:lsdException w:name="Grid Table 5 Dark Accent 4" w:uiPriority="50"/>
+    <w:lsdException w:name="Grid Table 6 Colorful Accent 4" w:uiPriority="51"/>
+    <w:lsdException w:name="Grid Table 7 Colorful Accent 4" w:uiPriority="52"/>
+    <w:lsdException w:name="Grid Table 1 Light Accent 5" w:uiPriority="46"/>
+    <w:lsdException w:name="Grid Table 2 Accent 5" w:uiPriority="47"/>
+    <w:lsdException w:name="Grid Table 3 Accent 5" w:uiPriority="48"/>
+    <w:lsdException w:name="Grid Table 4 Accent 5" w:uiPriority="49"/>
+    <w:lsdException w:name="Grid Table 5 Dark Accent 5" w:uiPriority="50"/>
+    <w:lsdException w:name="Grid Table 6 Colorful Accent 5" w:uiPriority="51"/>
+    <w:lsdException w:name="Grid Table 7 Colorful Accent 5" w:uiPriority="52"/>
+    <w:lsdException w:name="Grid Table 1 Light Accent 6" w:uiPriority="46"/>
+    <w:lsdException w:name="Grid Table 2 Accent 6" w:uiPriority="47"/>
+    <w:lsdException w:name="Grid Table 3 Accent 6" w:uiPriority="48"/>
+    <w:lsdException w:name="Grid Table 4 Accent 6" w:uiPriority="49"/>
+    <w:lsdException w:name="Grid Table 5 Dark Accent 6" w:uiPriority="50"/>
+    <w:lsdException w:name="Grid Table 6 Colorful Accent 6" w:uiPriority="51"/>
+    <w:lsdException w:name="Grid Table 7 Colorful Accent 6" w:uiPriority="52"/>
+    <w:lsdException w:name="List Table 1 Light" w:uiPriority="46"/>
+    <w:lsdException w:name="List Table 2" w:uiPriority="47"/>
+    <w:lsdException w:name="List Table 3" w:uiPriority="48"/>
+    <w:lsdException w:name="List Table 4" w:uiPriority="49"/>
+    <w:lsdException w:name="List Table 5 Dark" w:uiPriority="50"/>
+    <w:lsdException w:name="List Table 6 Colorful" w:uiPriority="51"/>
+    <w:lsdException w:name="List Table 7 Colorful" w:uiPriority="52"/>
+    <w:lsdException w:name="List Table 1 Light Accent 1" w:uiPriority="46"/>
+    <w:lsdException w:name="List Table 2 Accent 1" w:uiPriority="47"/>
+    <w:lsdException w:name="List Table 3 Accent 1" w:uiPriority="48"/>
+    <w:lsdException w:name="List Table 4 Accent 1" w:uiPriority="49"/>
+    <w:lsdException w:name="List Table 5 Dark Accent 1" w:uiPriority="50"/>
+    <w:lsdException w:name="List Table 6 Colorful Accent 1" w:uiPriority="51"/>
+    <w:lsdException w:name="List Table 7 Colorful Accent 1" w:uiPriority="52"/>
+    <w:lsdException w:name="List Table 1 Light Accent 2" w:uiPriority="46"/>
+    <w:lsdException w:name="List Table 2 Accent 2" w:uiPriority="47"/>
+    <w:lsdException w:name="List Table 3 Accent 2" w:uiPriority="48"/>
+    <w:lsdException w:name="List Table 4 Accent 2" w:uiPriority="49"/>
+    <w:lsdException w:name="List Table 5 Dark Accent 2" w:uiPriority="50"/>
+    <w:lsdException w:name="List Table 6 Colorful Accent 2" w:uiPriority="51"/>
+    <w:lsdException w:name="List Table 7 Colorful Accent 2" w:uiPriority="52"/>
+    <w:lsdException w:name="List Table 1 Light Accent 3" w:uiPriority="46"/>
+    <w:lsdException w:name="List Table 2 Accent 3" w:uiPriority="47"/>
+    <w:lsdException w:name="List Table 3 Accent 3" w:uiPriority="48"/>
+    <w:lsdException w:name="List Table 4 Accent 3" w:uiPriority="49"/>
+    <w:lsdException w:name="List Table 5 Dark Accent 3" w:uiPriority="50"/>
+    <w:lsdException w:name="List Table 6 Colorful Accent 3" w:uiPriority="51"/>
+    <w:lsdException w:name="List Table 7 Colorful Accent 3" w:uiPriority="52"/>
+    <w:lsdException w:name="List Table 1 Light Accent 4" w:uiPriority="46"/>
+    <w:lsdException w:name="List Table 2 Accent 4" w:uiPriority="47"/>
+    <w:lsdException w:name="List Table 3 Accent 4" w:uiPriority="48"/>
+    <w:lsdException w:name="List Table 4 Accent 4" w:uiPriority="49"/>
+    <w:lsdException w:name="List Table 5 Dark Accent 4" w:uiPriority="50"/>
+    <w:lsdException w:name="List Table 6 Colorful Accent 4" w:uiPriority="51"/>
+    <w:lsdException w:name="List Table 7 Colorful Accent 4" w:uiPriority="52"/>
+    <w:lsdException w:name="List Table 1 Light Accent 5" w:uiPriority="46"/>
+    <w:lsdException w:name="List Table 2 Accent 5" w:uiPriority="47"/>
+    <w:lsdException w:name="List Table 3 Accent 5" w:uiPriority="48"/>
+    <w:lsdException w:name="List Table 4 Accent 5" w:uiPriority="49"/>
+    <w:lsdException w:name="List Table 5 Dark Accent 5" w:uiPriority="50"/>
+    <w:lsdException w:name="List Table 6 Colorful Accent 5" w:uiPriority="51"/>
+    <w:lsdException w:name="List Table 7 Colorful Accent 5" w:uiPriority="52"/>
+    <w:lsdException w:name="List Table 1 Light Accent 6" w:uiPriority="46"/>
+    <w:lsdException w:name="List Table 2 Accent 6" w:uiPriority="47"/>
+    <w:lsdException w:name="List Table 3 Accent 6" w:uiPriority="48"/>
+    <w:lsdException w:name="List Table 4 Accent 6" w:uiPriority="49"/>
+    <w:lsdException w:name="List Table 5 Dark Accent 6" w:uiPriority="50"/>
+    <w:lsdException w:name="List Table 6 Colorful Accent 6" w:uiPriority="51"/>
+    <w:lsdException w:name="List Table 7 Colorful Accent 6" w:uiPriority="52"/>
+    <w:lsdException w:name="Mention" w:semiHidden="1" w:unhideWhenUsed="1"/>
+    <w:lsdException w:name="Smart Hyperlink" w:semiHidden="1" w:unhideWhenUsed="1"/>
+    <w:lsdException w:name="Hashtag" w:semiHidden="1" w:unhideWhenUsed="1"/>
+    <w:lsdException w:name="Unresolved Mention" w:semiHidden="1" w:unhideWhenUsed="1"/>
+    <w:lsdException w:name="Smart Link" w:semiHidden="1" w:unhideWhenUsed="1"/>
+  </w:latentStyles>
+  <w:style w:type="paragraph" w:default="1" w:styleId="a">
+    <w:name w:val="Normal"/>
+    <w:qFormat/>
+  </w:style>
+  <w:style w:type="paragraph" w:styleId="1">
+    <w:name w:val="heading 1"/>
+    <w:uiPriority w:val="9"/>
+    <w:qFormat/>
+    <w:pPr>
+      <w:outlineLvl w:val="0"/>
+    </w:pPr>
+    <w:rPr>
+      <w:color w:val="2E74B5"/>
+      <w:sz w:val="32"/>
+      <w:szCs w:val="32"/>
+    </w:rPr>
+  </w:style>
+  <w:style w:type="paragraph" w:styleId="2">
+    <w:name w:val="heading 2"/>
+    <w:uiPriority w:val="9"/>
+    <w:semiHidden/>
+    <w:unhideWhenUsed/>
+    <w:qFormat/>
+    <w:pPr>
+      <w:outlineLvl w:val="1"/>
+    </w:pPr>
+    <w:rPr>
+      <w:color w:val="2E74B5"/>
+      <w:sz w:val="26"/>
+      <w:szCs w:val="26"/>
+    </w:rPr>
+  </w:style>
+  <w:style w:type="paragraph" w:styleId="3">
+    <w:name w:val="heading 3"/>
+    <w:uiPriority w:val="9"/>
+    <w:semiHidden/>
+    <w:unhideWhenUsed/>
+    <w:qFormat/>
+    <w:pPr>
+      <w:outlineLvl w:val="2"/>
+    </w:pPr>
+    <w:rPr>
+      <w:color w:val="1F4D78"/>
+      <w:sz w:val="24"/>
+      <w:szCs w:val="24"/>
+    </w:rPr>
+  </w:style>
+  <w:style w:type="paragraph" w:styleId="4">
+    <w:name w:val="heading 4"/>
+    <w:uiPriority w:val="9"/>
+    <w:semiHidden/>
+    <w:unhideWhenUsed/>
+    <w:qFormat/>
+    <w:pPr>
+      <w:outlineLvl w:val="3"/>
+    </w:pPr>
+    <w:rPr>
+      <w:i/>
+      <w:iCs/>
+      <w:color w:val="2E74B5"/>
+    </w:rPr>
+  </w:style>
+  <w:style w:type="paragraph" w:styleId="5">
+    <w:name w:val="heading 5"/>
+    <w:uiPriority w:val="9"/>
+    <w:semiHidden/>
+    <w:unhideWhenUsed/>
+    <w:qFormat/>
+    <w:pPr>
+      <w:outlineLvl w:val="4"/>
+    </w:pPr>
+    <w:rPr>
+      <w:color w:val="2E74B5"/>
+    </w:rPr>
+  </w:style>
+  <w:style w:type="paragraph" w:styleId="6">
+    <w:name w:val="heading 6"/>
+    <w:uiPriority w:val="9"/>
+    <w:semiHidden/>
+    <w:unhideWhenUsed/>
+    <w:qFormat/>
+    <w:pPr>
+      <w:outlineLvl w:val="5"/>
+    </w:pPr>
+    <w:rPr>
+      <w:color w:val="1F4D78"/>
+    </w:rPr>
+  </w:style>
+  <w:style w:type="character" w:default="1" w:styleId="a0">
+    <w:name w:val="Default Paragraph Font"/>
+    <w:uiPriority w:val="1"/>
+    <w:semiHidden/>
+    <w:unhideWhenUsed/>
+  </w:style>
+  <w:style w:type="table" w:default="1" w:styleId="a1">
+    <w:name w:val="Normal Table"/>
+    <w:uiPriority w:val="99"/>
+    <w:semiHidden/>
+    <w:unhideWhenUsed/>
+    <w:tblPr>
+      <w:tblInd w:w="0" w:type="dxa"/>
+      <w:tblCellMar>
+        <w:top w:w="0" w:type="dxa"/>
+        <w:left w:w="108" w:type="dxa"/>
+        <w:bottom w:w="0" w:type="dxa"/>
+        <w:right w:w="108" w:type="dxa"/>
+      </w:tblCellMar>
+    </w:tblPr>
+  </w:style>
+  <w:style w:type="numbering" w:default="1" w:styleId="a2">
+    <w:name w:val="No List"/>
+    <w:uiPriority w:val="99"/>
+    <w:semiHidden/>
+    <w:unhideWhenUsed/>
+  </w:style>
+  <w:style w:type="paragraph" w:styleId="a3">
     <w:name w:val="Title"/>
-    <w:basedOn w:val="Normal"/>
-    <w:next w:val="Normal"/>
+    <w:uiPriority w:val="10"/>
     <w:qFormat/>
     <w:rPr>
       <w:sz w:val="56"/>
       <w:szCs w:val="56"/>
     </w:rPr>
   </w:style>
-  <w:style w:type="paragraph" w:styleId="Heading1">
-    <w:name w:val="Heading 1"/>
-    <w:basedOn w:val="Normal"/>
-    <w:next w:val="Normal"/>
-    <w:qFormat/>
-    <w:rPr>
-      <w:color w:val="2E74B5"/>
-      <w:sz w:val="32"/>
-      <w:szCs w:val="32"/>
-    </w:rPr>
-  </w:style>
-  <w:style w:type="paragraph" w:styleId="Heading2">
-    <w:name w:val="Heading 2"/>
-    <w:basedOn w:val="Normal"/>
-    <w:next w:val="Normal"/>
-    <w:qFormat/>
-    <w:rPr>
-      <w:color w:val="2E74B5"/>
-      <w:sz w:val="26"/>
-      <w:szCs w:val="26"/>
-    </w:rPr>
-  </w:style>
-  <w:style w:type="paragraph" w:styleId="Heading3">
-    <w:name w:val="Heading 3"/>
-    <w:basedOn w:val="Normal"/>
-    <w:next w:val="Normal"/>
-    <w:qFormat/>
-    <w:rPr>
-      <w:color w:val="1F4D78"/>
-      <w:sz w:val="24"/>
-      <w:szCs w:val="24"/>
-    </w:rPr>
-  </w:style>
-  <w:style w:type="paragraph" w:styleId="Heading4">
-    <w:name w:val="Heading 4"/>
-    <w:basedOn w:val="Normal"/>
-    <w:next w:val="Normal"/>
-    <w:qFormat/>
-    <w:rPr>
-      <w:i/>
-      <w:iCs/>
-      <w:color w:val="2E74B5"/>
-    </w:rPr>
-  </w:style>
-  <w:style w:type="paragraph" w:styleId="Heading5">
-    <w:name w:val="Heading 5"/>
-    <w:basedOn w:val="Normal"/>
-    <w:next w:val="Normal"/>
-    <w:qFormat/>
-    <w:rPr>
-      <w:color w:val="2E74B5"/>
-    </w:rPr>
-  </w:style>
-  <w:style w:type="paragraph" w:styleId="Heading6">
-    <w:name w:val="Heading 6"/>
-    <w:basedOn w:val="Normal"/>
-    <w:next w:val="Normal"/>
-    <w:qFormat/>
-    <w:rPr>
-      <w:color w:val="1F4D78"/>
-    </w:rPr>
-  </w:style>
-  <w:style w:type="paragraph" w:styleId="Strong">
-    <w:name w:val="Strong"/>
-    <w:basedOn w:val="Normal"/>
-    <w:next w:val="Normal"/>
+  <w:style w:type="paragraph" w:customStyle="1" w:styleId="10">
+    <w:name w:val="Строгий1"/>
     <w:qFormat/>
     <w:rPr>
       <w:b/>
       <w:bCs/>
     </w:rPr>
   </w:style>
-  <w:style w:type="paragraph" w:styleId="ListParagraph">
+  <w:style w:type="paragraph" w:styleId="a4">
     <w:name w:val="List Paragraph"/>
-    <w:basedOn w:val="Normal"/>
     <w:qFormat/>
   </w:style>
-  <w:style w:type="character" w:styleId="Hyperlink">
+  <w:style w:type="character" w:styleId="a5">
     <w:name w:val="Hyperlink"/>
-    <w:basedOn w:val="DefaultParagraphFont"/>
     <w:uiPriority w:val="99"/>
     <w:unhideWhenUsed/>
     <w:rPr>
@@ -1327,9 +2320,8 @@
       <w:u w:val="single"/>
     </w:rPr>
   </w:style>
-  <w:style w:type="character" w:styleId="FootnoteReference">
+  <w:style w:type="character" w:styleId="a6">
     <w:name w:val="footnote reference"/>
-    <w:basedOn w:val="DefaultParagraphFont"/>
     <w:uiPriority w:val="99"/>
     <w:semiHidden/>
     <w:unhideWhenUsed/>
@@ -1337,25 +2329,9 @@
       <w:vertAlign w:val="superscript"/>
     </w:rPr>
   </w:style>
-  <w:style w:type="paragraph" w:styleId="FootnoteText">
+  <w:style w:type="paragraph" w:styleId="a7">
     <w:name w:val="footnote text"/>
-    <w:basedOn w:val="Normal"/>
-    <w:link w:val="FootnoteTextChar"/>
-    <w:uiPriority w:val="99"/>
-    <w:semiHidden/>
-    <w:unhideWhenUsed/>
-    <w:pPr>
-      <w:spacing w:after="0" w:line="240" w:lineRule="auto"/>
-    </w:pPr>
-    <w:rPr>
-      <w:sz w:val="20"/>
-      <w:szCs w:val="20"/>
-    </w:rPr>
-  </w:style>
-  <w:style w:type="character" w:styleId="FootnoteTextChar">
-    <w:name w:val="Footnote Text Char"/>
-    <w:basedOn w:val="DefaultParagraphFont"/>
-    <w:link w:val="FootnoteText"/>
+    <w:link w:val="a8"/>
     <w:uiPriority w:val="99"/>
     <w:semiHidden/>
     <w:unhideWhenUsed/>
@@ -1364,35 +2340,9 @@
       <w:szCs w:val="20"/>
     </w:rPr>
   </w:style>
-  <w:style w:type="character" w:styleId="EndnoteReference">
-    <w:name w:val="endnote reference"/>
-    <w:basedOn w:val="DefaultParagraphFont"/>
-    <w:uiPriority w:val="99"/>
-    <w:semiHidden/>
-    <w:unhideWhenUsed/>
-    <w:rPr>
-      <w:vertAlign w:val="superscript"/>
-    </w:rPr>
-  </w:style>
-  <w:style w:type="paragraph" w:styleId="EndnoteText">
-    <w:name w:val="endnote text"/>
-    <w:basedOn w:val="Normal"/>
-    <w:link w:val="EndnoteTextChar"/>
-    <w:uiPriority w:val="99"/>
-    <w:semiHidden/>
-    <w:unhideWhenUsed/>
-    <w:pPr>
-      <w:spacing w:after="0" w:line="240" w:lineRule="auto"/>
-    </w:pPr>
-    <w:rPr>
-      <w:sz w:val="20"/>
-      <w:szCs w:val="20"/>
-    </w:rPr>
-  </w:style>
-  <w:style w:type="character" w:styleId="EndnoteTextChar">
-    <w:name w:val="Endnote Text Char"/>
-    <w:basedOn w:val="DefaultParagraphFont"/>
-    <w:link w:val="EndnoteText"/>
+  <w:style w:type="character" w:customStyle="1" w:styleId="a8">
+    <w:name w:val="Текст сноски Знак"/>
+    <w:link w:val="a7"/>
     <w:uiPriority w:val="99"/>
     <w:semiHidden/>
     <w:unhideWhenUsed/>
@@ -1401,5 +2351,354 @@
       <w:szCs w:val="20"/>
     </w:rPr>
   </w:style>
+  <w:style w:type="character" w:styleId="a9">
+    <w:name w:val="endnote reference"/>
+    <w:uiPriority w:val="99"/>
+    <w:semiHidden/>
+    <w:unhideWhenUsed/>
+    <w:rPr>
+      <w:vertAlign w:val="superscript"/>
+    </w:rPr>
+  </w:style>
+  <w:style w:type="paragraph" w:styleId="aa">
+    <w:name w:val="endnote text"/>
+    <w:link w:val="ab"/>
+    <w:uiPriority w:val="99"/>
+    <w:semiHidden/>
+    <w:unhideWhenUsed/>
+    <w:rPr>
+      <w:sz w:val="20"/>
+      <w:szCs w:val="20"/>
+    </w:rPr>
+  </w:style>
+  <w:style w:type="character" w:customStyle="1" w:styleId="ab">
+    <w:name w:val="Текст концевой сноски Знак"/>
+    <w:link w:val="aa"/>
+    <w:uiPriority w:val="99"/>
+    <w:semiHidden/>
+    <w:unhideWhenUsed/>
+    <w:rPr>
+      <w:sz w:val="20"/>
+      <w:szCs w:val="20"/>
+    </w:rPr>
+  </w:style>
+  <w:style w:type="table" w:styleId="ac">
+    <w:name w:val="Table Grid"/>
+    <w:basedOn w:val="a1"/>
+    <w:uiPriority w:val="39"/>
+    <w:rsid w:val="00065017"/>
+    <w:rPr>
+      <w:rFonts w:asciiTheme="minorHAnsi" w:eastAsiaTheme="minorHAnsi" w:hAnsiTheme="minorHAnsi" w:cstheme="minorBidi"/>
+      <w:sz w:val="24"/>
+      <w:szCs w:val="24"/>
+      <w:lang w:eastAsia="en-US"/>
+    </w:rPr>
+    <w:tblPr>
+      <w:tblInd w:w="0" w:type="nil"/>
+      <w:tblBorders>
+        <w:top w:val="single" w:sz="4" w:space="0" w:color="auto"/>
+        <w:left w:val="single" w:sz="4" w:space="0" w:color="auto"/>
+        <w:bottom w:val="single" w:sz="4" w:space="0" w:color="auto"/>
+        <w:right w:val="single" w:sz="4" w:space="0" w:color="auto"/>
+        <w:insideH w:val="single" w:sz="4" w:space="0" w:color="auto"/>
+        <w:insideV w:val="single" w:sz="4" w:space="0" w:color="auto"/>
+      </w:tblBorders>
+    </w:tblPr>
+  </w:style>
 </w:styles>
+</file>
+
+<file path=word/theme/theme1.xml><?xml version="1.0" encoding="utf-8"?>
+<a:theme xmlns:a="http://schemas.openxmlformats.org/drawingml/2006/main" name="Тема Office">
+  <a:themeElements>
+    <a:clrScheme name="Стандартная">
+      <a:dk1>
+        <a:sysClr val="windowText" lastClr="000000"/>
+      </a:dk1>
+      <a:lt1>
+        <a:sysClr val="window" lastClr="FFFFFF"/>
+      </a:lt1>
+      <a:dk2>
+        <a:srgbClr val="44546A"/>
+      </a:dk2>
+      <a:lt2>
+        <a:srgbClr val="E7E6E6"/>
+      </a:lt2>
+      <a:accent1>
+        <a:srgbClr val="4472C4"/>
+      </a:accent1>
+      <a:accent2>
+        <a:srgbClr val="ED7D31"/>
+      </a:accent2>
+      <a:accent3>
+        <a:srgbClr val="A5A5A5"/>
+      </a:accent3>
+      <a:accent4>
+        <a:srgbClr val="FFC000"/>
+      </a:accent4>
+      <a:accent5>
+        <a:srgbClr val="5B9BD5"/>
+      </a:accent5>
+      <a:accent6>
+        <a:srgbClr val="70AD47"/>
+      </a:accent6>
+      <a:hlink>
+        <a:srgbClr val="0563C1"/>
+      </a:hlink>
+      <a:folHlink>
+        <a:srgbClr val="954F72"/>
+      </a:folHlink>
+    </a:clrScheme>
+    <a:fontScheme name="Стандартная">
+      <a:majorFont>
+        <a:latin typeface="Calibri Light" panose="020F0302020204030204"/>
+        <a:ea typeface=""/>
+        <a:cs typeface=""/>
+        <a:font script="Jpan" typeface="游ゴシック Light"/>
+        <a:font script="Hang" typeface="맑은 고딕"/>
+        <a:font script="Hans" typeface="等线 Light"/>
+        <a:font script="Hant" typeface="新細明體"/>
+        <a:font script="Arab" typeface="Times New Roman"/>
+        <a:font script="Hebr" typeface="Times New Roman"/>
+        <a:font script="Thai" typeface="Angsana New"/>
+        <a:font script="Ethi" typeface="Nyala"/>
+        <a:font script="Beng" typeface="Vrinda"/>
+        <a:font script="Gujr" typeface="Shruti"/>
+        <a:font script="Khmr" typeface="MoolBoran"/>
+        <a:font script="Knda" typeface="Tunga"/>
+        <a:font script="Guru" typeface="Raavi"/>
+        <a:font script="Cans" typeface="Euphemia"/>
+        <a:font script="Cher" typeface="Plantagenet Cherokee"/>
+        <a:font script="Yiii" typeface="Microsoft Yi Baiti"/>
+        <a:font script="Tibt" typeface="Microsoft Himalaya"/>
+        <a:font script="Thaa" typeface="MV Boli"/>
+        <a:font script="Deva" typeface="Mangal"/>
+        <a:font script="Telu" typeface="Gautami"/>
+        <a:font script="Taml" typeface="Latha"/>
+        <a:font script="Syrc" typeface="Estrangelo Edessa"/>
+        <a:font script="Orya" typeface="Kalinga"/>
+        <a:font script="Mlym" typeface="Kartika"/>
+        <a:font script="Laoo" typeface="DokChampa"/>
+        <a:font script="Sinh" typeface="Iskoola Pota"/>
+        <a:font script="Mong" typeface="Mongolian Baiti"/>
+        <a:font script="Viet" typeface="Times New Roman"/>
+        <a:font script="Uigh" typeface="Microsoft Uighur"/>
+        <a:font script="Geor" typeface="Sylfaen"/>
+        <a:font script="Armn" typeface="Arial"/>
+        <a:font script="Bugi" typeface="Leelawadee UI"/>
+        <a:font script="Bopo" typeface="Microsoft JhengHei"/>
+        <a:font script="Java" typeface="Javanese Text"/>
+        <a:font script="Lisu" typeface="Segoe UI"/>
+        <a:font script="Mymr" typeface="Myanmar Text"/>
+        <a:font script="Nkoo" typeface="Ebrima"/>
+        <a:font script="Olck" typeface="Nirmala UI"/>
+        <a:font script="Osma" typeface="Ebrima"/>
+        <a:font script="Phag" typeface="Phagspa"/>
+        <a:font script="Syrn" typeface="Estrangelo Edessa"/>
+        <a:font script="Syrj" typeface="Estrangelo Edessa"/>
+        <a:font script="Syre" typeface="Estrangelo Edessa"/>
+        <a:font script="Sora" typeface="Nirmala UI"/>
+        <a:font script="Tale" typeface="Microsoft Tai Le"/>
+        <a:font script="Talu" typeface="Microsoft New Tai Lue"/>
+        <a:font script="Tfng" typeface="Ebrima"/>
+      </a:majorFont>
+      <a:minorFont>
+        <a:latin typeface="Calibri" panose="020F0502020204030204"/>
+        <a:ea typeface=""/>
+        <a:cs typeface=""/>
+        <a:font script="Jpan" typeface="游明朝"/>
+        <a:font script="Hang" typeface="맑은 고딕"/>
+        <a:font script="Hans" typeface="等线"/>
+        <a:font script="Hant" typeface="新細明體"/>
+        <a:font script="Arab" typeface="Arial"/>
+        <a:font script="Hebr" typeface="Arial"/>
+        <a:font script="Thai" typeface="Cordia New"/>
+        <a:font script="Ethi" typeface="Nyala"/>
+        <a:font script="Beng" typeface="Vrinda"/>
+        <a:font script="Gujr" typeface="Shruti"/>
+        <a:font script="Khmr" typeface="DaunPenh"/>
+        <a:font script="Knda" typeface="Tunga"/>
+        <a:font script="Guru" typeface="Raavi"/>
+        <a:font script="Cans" typeface="Euphemia"/>
+        <a:font script="Cher" typeface="Plantagenet Cherokee"/>
+        <a:font script="Yiii" typeface="Microsoft Yi Baiti"/>
+        <a:font script="Tibt" typeface="Microsoft Himalaya"/>
+        <a:font script="Thaa" typeface="MV Boli"/>
+        <a:font script="Deva" typeface="Mangal"/>
+        <a:font script="Telu" typeface="Gautami"/>
+        <a:font script="Taml" typeface="Latha"/>
+        <a:font script="Syrc" typeface="Estrangelo Edessa"/>
+        <a:font script="Orya" typeface="Kalinga"/>
+        <a:font script="Mlym" typeface="Kartika"/>
+        <a:font script="Laoo" typeface="DokChampa"/>
+        <a:font script="Sinh" typeface="Iskoola Pota"/>
+        <a:font script="Mong" typeface="Mongolian Baiti"/>
+        <a:font script="Viet" typeface="Arial"/>
+        <a:font script="Uigh" typeface="Microsoft Uighur"/>
+        <a:font script="Geor" typeface="Sylfaen"/>
+        <a:font script="Armn" typeface="Arial"/>
+        <a:font script="Bugi" typeface="Leelawadee UI"/>
+        <a:font script="Bopo" typeface="Microsoft JhengHei"/>
+        <a:font script="Java" typeface="Javanese Text"/>
+        <a:font script="Lisu" typeface="Segoe UI"/>
+        <a:font script="Mymr" typeface="Myanmar Text"/>
+        <a:font script="Nkoo" typeface="Ebrima"/>
+        <a:font script="Olck" typeface="Nirmala UI"/>
+        <a:font script="Osma" typeface="Ebrima"/>
+        <a:font script="Phag" typeface="Phagspa"/>
+        <a:font script="Syrn" typeface="Estrangelo Edessa"/>
+        <a:font script="Syrj" typeface="Estrangelo Edessa"/>
+        <a:font script="Syre" typeface="Estrangelo Edessa"/>
+        <a:font script="Sora" typeface="Nirmala UI"/>
+        <a:font script="Tale" typeface="Microsoft Tai Le"/>
+        <a:font script="Talu" typeface="Microsoft New Tai Lue"/>
+        <a:font script="Tfng" typeface="Ebrima"/>
+      </a:minorFont>
+    </a:fontScheme>
+    <a:fmtScheme name="Стандартная">
+      <a:fillStyleLst>
+        <a:solidFill>
+          <a:schemeClr val="phClr"/>
+        </a:solidFill>
+        <a:gradFill rotWithShape="1">
+          <a:gsLst>
+            <a:gs pos="0">
+              <a:schemeClr val="phClr">
+                <a:lumMod val="110000"/>
+                <a:satMod val="105000"/>
+                <a:tint val="67000"/>
+              </a:schemeClr>
+            </a:gs>
+            <a:gs pos="50000">
+              <a:schemeClr val="phClr">
+                <a:lumMod val="105000"/>
+                <a:satMod val="103000"/>
+                <a:tint val="73000"/>
+              </a:schemeClr>
+            </a:gs>
+            <a:gs pos="100000">
+              <a:schemeClr val="phClr">
+                <a:lumMod val="105000"/>
+                <a:satMod val="109000"/>
+                <a:tint val="81000"/>
+              </a:schemeClr>
+            </a:gs>
+          </a:gsLst>
+          <a:lin ang="5400000" scaled="0"/>
+        </a:gradFill>
+        <a:gradFill rotWithShape="1">
+          <a:gsLst>
+            <a:gs pos="0">
+              <a:schemeClr val="phClr">
+                <a:satMod val="103000"/>
+                <a:lumMod val="102000"/>
+                <a:tint val="94000"/>
+              </a:schemeClr>
+            </a:gs>
+            <a:gs pos="50000">
+              <a:schemeClr val="phClr">
+                <a:satMod val="110000"/>
+                <a:lumMod val="100000"/>
+                <a:shade val="100000"/>
+              </a:schemeClr>
+            </a:gs>
+            <a:gs pos="100000">
+              <a:schemeClr val="phClr">
+                <a:lumMod val="99000"/>
+                <a:satMod val="120000"/>
+                <a:shade val="78000"/>
+              </a:schemeClr>
+            </a:gs>
+          </a:gsLst>
+          <a:lin ang="5400000" scaled="0"/>
+        </a:gradFill>
+      </a:fillStyleLst>
+      <a:lnStyleLst>
+        <a:ln w="6350" cap="flat" cmpd="sng" algn="ctr">
+          <a:solidFill>
+            <a:schemeClr val="phClr"/>
+          </a:solidFill>
+          <a:prstDash val="solid"/>
+          <a:miter lim="800000"/>
+        </a:ln>
+        <a:ln w="12700" cap="flat" cmpd="sng" algn="ctr">
+          <a:solidFill>
+            <a:schemeClr val="phClr"/>
+          </a:solidFill>
+          <a:prstDash val="solid"/>
+          <a:miter lim="800000"/>
+        </a:ln>
+        <a:ln w="19050" cap="flat" cmpd="sng" algn="ctr">
+          <a:solidFill>
+            <a:schemeClr val="phClr"/>
+          </a:solidFill>
+          <a:prstDash val="solid"/>
+          <a:miter lim="800000"/>
+        </a:ln>
+      </a:lnStyleLst>
+      <a:effectStyleLst>
+        <a:effectStyle>
+          <a:effectLst/>
+        </a:effectStyle>
+        <a:effectStyle>
+          <a:effectLst/>
+        </a:effectStyle>
+        <a:effectStyle>
+          <a:effectLst>
+            <a:outerShdw blurRad="57150" dist="19050" dir="5400000" algn="ctr" rotWithShape="0">
+              <a:srgbClr val="000000">
+                <a:alpha val="63000"/>
+              </a:srgbClr>
+            </a:outerShdw>
+          </a:effectLst>
+        </a:effectStyle>
+      </a:effectStyleLst>
+      <a:bgFillStyleLst>
+        <a:solidFill>
+          <a:schemeClr val="phClr"/>
+        </a:solidFill>
+        <a:solidFill>
+          <a:schemeClr val="phClr">
+            <a:tint val="95000"/>
+            <a:satMod val="170000"/>
+          </a:schemeClr>
+        </a:solidFill>
+        <a:gradFill rotWithShape="1">
+          <a:gsLst>
+            <a:gs pos="0">
+              <a:schemeClr val="phClr">
+                <a:tint val="93000"/>
+                <a:satMod val="150000"/>
+                <a:shade val="98000"/>
+                <a:lumMod val="102000"/>
+              </a:schemeClr>
+            </a:gs>
+            <a:gs pos="50000">
+              <a:schemeClr val="phClr">
+                <a:tint val="98000"/>
+                <a:satMod val="130000"/>
+                <a:shade val="90000"/>
+                <a:lumMod val="103000"/>
+              </a:schemeClr>
+            </a:gs>
+            <a:gs pos="100000">
+              <a:schemeClr val="phClr">
+                <a:shade val="63000"/>
+                <a:satMod val="120000"/>
+              </a:schemeClr>
+            </a:gs>
+          </a:gsLst>
+          <a:lin ang="5400000" scaled="0"/>
+        </a:gradFill>
+      </a:bgFillStyleLst>
+    </a:fmtScheme>
+  </a:themeElements>
+  <a:objectDefaults/>
+  <a:extraClrSchemeLst/>
+  <a:extLst>
+    <a:ext uri="{05A4C25C-085E-4340-85A3-A5531E510DB2}">
+      <thm15:themeFamily xmlns:thm15="http://schemas.microsoft.com/office/thememl/2012/main" name="Office Theme" id="{62F939B6-93AF-4DB8-9C6B-D6C7DFDC589F}" vid="{4A3C46E8-61CC-4603-A589-7422A47A8E4A}"/>
+    </a:ext>
+  </a:extLst>
+</a:theme>
 </file>